--- a/JAVA_INTERVIEW_QUESTIONS_WITH_ANSWER_EXPLAINED.docx
+++ b/JAVA_INTERVIEW_QUESTIONS_WITH_ANSWER_EXPLAINED.docx
@@ -1556,6 +1556,9 @@
         <w:t xml:space="preserve"> </w:t>
       </w:r>
       <w:r>
+        <w:rPr>
+          <w:noProof/>
+        </w:rPr>
         <w:drawing>
           <wp:inline distT="0" distB="0" distL="0" distR="0" wp14:anchorId="7ABD86FF" wp14:editId="22D6688D">
             <wp:extent cx="6114802" cy="1730829"/>
@@ -1668,6 +1671,7 @@
         <w:rPr>
           <w:b/>
           <w:bCs/>
+          <w:noProof/>
         </w:rPr>
         <w:drawing>
           <wp:inline distT="0" distB="0" distL="0" distR="0" wp14:anchorId="4DD9FE66" wp14:editId="098C8980">
@@ -12486,6 +12490,517 @@
           <w:tab w:val="left" w:pos="1680"/>
         </w:tabs>
       </w:pPr>
+      <w:r>
+        <w:t xml:space="preserve">Can we create an </w:t>
+      </w:r>
+      <w:r>
+        <w:rPr>
+          <w:b/>
+          <w:bCs/>
+        </w:rPr>
+        <w:t>INSTANCE for Abstract class</w:t>
+      </w:r>
+      <w:r>
+        <w:t xml:space="preserve">? And </w:t>
+      </w:r>
+      <w:r>
+        <w:rPr>
+          <w:b/>
+          <w:bCs/>
+        </w:rPr>
+        <w:t>Explain why</w:t>
+      </w:r>
+      <w:r>
+        <w:t>?</w:t>
+      </w:r>
+      <w:r>
+        <w:br/>
+      </w:r>
+      <w:proofErr w:type="gramStart"/>
+      <w:r>
+        <w:rPr>
+          <w:b/>
+          <w:bCs/>
+          <w:u w:val="single"/>
+        </w:rPr>
+        <w:t>Ans:-</w:t>
+      </w:r>
+      <w:proofErr w:type="gramEnd"/>
+      <w:r>
+        <w:br/>
+      </w:r>
+      <w:r>
+        <w:rPr>
+          <w:b/>
+          <w:bCs/>
+        </w:rPr>
+        <w:t xml:space="preserve">* </w:t>
+      </w:r>
+      <w:r>
+        <w:rPr>
+          <w:b/>
+          <w:bCs/>
+        </w:rPr>
+        <w:t>NO..!</w:t>
+      </w:r>
+      <w:r>
+        <w:t xml:space="preserve"> We </w:t>
+      </w:r>
+      <w:r>
+        <w:rPr>
+          <w:b/>
+          <w:bCs/>
+        </w:rPr>
+        <w:t>CAN NOT create an Instance/Object</w:t>
+      </w:r>
+      <w:r>
+        <w:t xml:space="preserve"> for an </w:t>
+      </w:r>
+      <w:r>
+        <w:rPr>
+          <w:b/>
+          <w:bCs/>
+        </w:rPr>
+        <w:t>Abstract class</w:t>
+      </w:r>
+      <w:r>
+        <w:t xml:space="preserve">, </w:t>
+      </w:r>
+      <w:r>
+        <w:br/>
+      </w:r>
+      <w:r>
+        <w:rPr>
+          <w:b/>
+          <w:bCs/>
+        </w:rPr>
+        <w:t xml:space="preserve">* </w:t>
+      </w:r>
+      <w:proofErr w:type="spellStart"/>
+      <w:r>
+        <w:t>Bcz</w:t>
+      </w:r>
+      <w:proofErr w:type="spellEnd"/>
+      <w:r>
+        <w:t xml:space="preserve"> Abstract class can have</w:t>
+      </w:r>
+      <w:r>
+        <w:t xml:space="preserve"> both</w:t>
+      </w:r>
+      <w:r>
+        <w:t xml:space="preserve"> </w:t>
+      </w:r>
+      <w:r>
+        <w:rPr>
+          <w:b/>
+          <w:bCs/>
+        </w:rPr>
+        <w:t>Abstract Methods</w:t>
+      </w:r>
+      <w:r>
+        <w:t xml:space="preserve"> </w:t>
+      </w:r>
+      <w:r>
+        <w:t>(</w:t>
+      </w:r>
+      <w:r>
+        <w:t>which means that those methods are IN-COMPLETE METHODS</w:t>
+      </w:r>
+      <w:r>
+        <w:t xml:space="preserve"> only method signature NO body), as well as </w:t>
+      </w:r>
+      <w:r>
+        <w:rPr>
+          <w:b/>
+          <w:bCs/>
+        </w:rPr>
+        <w:t>Concreate method</w:t>
+      </w:r>
+      <w:r>
+        <w:t xml:space="preserve">, hence we cannot create an Object for </w:t>
+      </w:r>
+      <w:r>
+        <w:rPr>
+          <w:b/>
+          <w:bCs/>
+        </w:rPr>
+        <w:t>Abstract class</w:t>
+      </w:r>
+      <w:r>
+        <w:rPr>
+          <w:b/>
+          <w:bCs/>
+        </w:rPr>
+        <w:t>.</w:t>
+      </w:r>
+      <w:r>
+        <w:rPr>
+          <w:b/>
+          <w:bCs/>
+        </w:rPr>
+        <w:br/>
+      </w:r>
+      <w:r>
+        <w:rPr>
+          <w:b/>
+          <w:bCs/>
+        </w:rPr>
+        <w:t>*</w:t>
+      </w:r>
+      <w:r>
+        <w:rPr>
+          <w:b/>
+          <w:bCs/>
+        </w:rPr>
+        <w:t xml:space="preserve"> </w:t>
+      </w:r>
+      <w:r>
+        <w:t xml:space="preserve">If a class is </w:t>
+      </w:r>
+      <w:r>
+        <w:t xml:space="preserve">declared </w:t>
+      </w:r>
+      <w:r>
+        <w:t>with ABSTRACT key word</w:t>
+      </w:r>
+      <w:r>
+        <w:t>,</w:t>
+      </w:r>
+      <w:r>
+        <w:t xml:space="preserve"> </w:t>
+      </w:r>
+      <w:r>
+        <w:t>T</w:t>
+      </w:r>
+      <w:r>
+        <w:t xml:space="preserve">hen it must have </w:t>
+      </w:r>
+      <w:r>
+        <w:t>SUBCLASS</w:t>
+      </w:r>
+      <w:r>
+        <w:t xml:space="preserve"> and that sub class should inherit and implement all the Abstract Methods, else </w:t>
+      </w:r>
+      <w:r>
+        <w:rPr>
+          <w:b/>
+          <w:bCs/>
+        </w:rPr>
+        <w:t>SUBCLASS</w:t>
+      </w:r>
+      <w:r>
+        <w:t xml:space="preserve"> also</w:t>
+      </w:r>
+      <w:r>
+        <w:t xml:space="preserve"> </w:t>
+      </w:r>
+      <w:r>
+        <w:rPr>
+          <w:b/>
+          <w:bCs/>
+        </w:rPr>
+        <w:t>MUST</w:t>
+      </w:r>
+      <w:r>
+        <w:t xml:space="preserve"> be declared as </w:t>
+      </w:r>
+      <w:r>
+        <w:rPr>
+          <w:b/>
+          <w:bCs/>
+        </w:rPr>
+        <w:t>ABSTRACT CLASS</w:t>
+      </w:r>
+      <w:r>
+        <w:rPr>
+          <w:b/>
+          <w:bCs/>
+        </w:rPr>
+        <w:t>.</w:t>
+      </w:r>
+      <w:r>
+        <w:rPr>
+          <w:b/>
+          <w:bCs/>
+        </w:rPr>
+        <w:br/>
+      </w:r>
+      <w:r>
+        <w:rPr>
+          <w:b/>
+          <w:bCs/>
+        </w:rPr>
+        <w:t>*</w:t>
+      </w:r>
+      <w:r>
+        <w:rPr>
+          <w:b/>
+          <w:bCs/>
+        </w:rPr>
+        <w:t xml:space="preserve"> </w:t>
+      </w:r>
+      <w:r>
+        <w:t>An</w:t>
+      </w:r>
+      <w:r>
+        <w:rPr>
+          <w:b/>
+          <w:bCs/>
+        </w:rPr>
+        <w:t xml:space="preserve"> </w:t>
+      </w:r>
+      <w:r>
+        <w:t xml:space="preserve">Abstract Method cannot be a STATIC and FINAL, </w:t>
+      </w:r>
+      <w:proofErr w:type="spellStart"/>
+      <w:r>
+        <w:t>bcz</w:t>
+      </w:r>
+      <w:proofErr w:type="spellEnd"/>
+      <w:r>
+        <w:t xml:space="preserve"> Static and Final methods cannot be overridden.</w:t>
+      </w:r>
+      <w:r>
+        <w:rPr>
+          <w:b/>
+          <w:bCs/>
+        </w:rPr>
+        <w:br/>
+      </w:r>
+      <w:r>
+        <w:rPr>
+          <w:b/>
+          <w:bCs/>
+          <w:u w:val="single"/>
+        </w:rPr>
+        <w:t>Though we cannot create an Object WE HAVE CONSTRUCTOR IN ABSTRACT CLASS, then why it is used?</w:t>
+      </w:r>
+      <w:r>
+        <w:rPr>
+          <w:b/>
+          <w:bCs/>
+        </w:rPr>
+        <w:br/>
+      </w:r>
+      <w:r>
+        <w:rPr>
+          <w:b/>
+          <w:bCs/>
+        </w:rPr>
+        <w:t>*</w:t>
+      </w:r>
+      <w:r>
+        <w:rPr>
+          <w:b/>
+          <w:bCs/>
+        </w:rPr>
+        <w:t xml:space="preserve"> </w:t>
+      </w:r>
+      <w:r>
+        <w:t xml:space="preserve">Constructor in Abstract class is used to instantiate </w:t>
+      </w:r>
+      <w:r>
+        <w:t>-&gt; Instance Variabl</w:t>
+      </w:r>
+      <w:r>
+        <w:t>es &amp; static variable.</w:t>
+      </w:r>
+      <w:r>
+        <w:br/>
+      </w:r>
+      <w:r>
+        <w:rPr>
+          <w:b/>
+          <w:bCs/>
+        </w:rPr>
+        <w:t>*</w:t>
+      </w:r>
+      <w:r>
+        <w:t xml:space="preserve"> </w:t>
+      </w:r>
+      <w:r>
+        <w:t xml:space="preserve">we cannot create an Object of Abstract class Directly but we can assign the </w:t>
+      </w:r>
+      <w:proofErr w:type="spellStart"/>
+      <w:r>
+        <w:t>SubClass</w:t>
+      </w:r>
+      <w:proofErr w:type="spellEnd"/>
+      <w:r>
+        <w:t xml:space="preserve"> Object to the </w:t>
+      </w:r>
+      <w:r>
+        <w:t>Abstract class</w:t>
+      </w:r>
+      <w:r>
+        <w:t>.</w:t>
+      </w:r>
+      <w:r>
+        <w:br/>
+        <w:t xml:space="preserve">Abstract class </w:t>
+      </w:r>
+      <w:proofErr w:type="spellStart"/>
+      <w:r>
+        <w:t>refVariable</w:t>
+      </w:r>
+      <w:proofErr w:type="spellEnd"/>
+      <w:r>
+        <w:t xml:space="preserve"> = new </w:t>
+      </w:r>
+      <w:proofErr w:type="spellStart"/>
+      <w:r>
+        <w:t>SubClassImpliAbstractClass</w:t>
+      </w:r>
+      <w:proofErr w:type="spellEnd"/>
+      <w:r>
+        <w:t>();</w:t>
+      </w:r>
+      <w:r>
+        <w:br/>
+      </w:r>
+      <w:r>
+        <w:rPr>
+          <w:b/>
+          <w:bCs/>
+          <w:u w:val="single"/>
+        </w:rPr>
+        <w:t xml:space="preserve">Can </w:t>
+      </w:r>
+      <w:r>
+        <w:rPr>
+          <w:b/>
+          <w:bCs/>
+          <w:u w:val="single"/>
+        </w:rPr>
+        <w:t>we create</w:t>
+      </w:r>
+      <w:r>
+        <w:rPr>
+          <w:b/>
+          <w:bCs/>
+          <w:u w:val="single"/>
+        </w:rPr>
+        <w:t xml:space="preserve"> an ANONYMOUS class for Abstract class?</w:t>
+      </w:r>
+      <w:r>
+        <w:rPr>
+          <w:b/>
+          <w:bCs/>
+          <w:u w:val="single"/>
+        </w:rPr>
+        <w:br/>
+      </w:r>
+      <w:r>
+        <w:rPr>
+          <w:b/>
+          <w:bCs/>
+        </w:rPr>
+        <w:t xml:space="preserve">* </w:t>
+      </w:r>
+      <w:r>
+        <w:rPr>
+          <w:b/>
+          <w:bCs/>
+          <w:u w:val="single"/>
+        </w:rPr>
+        <w:t>YES..!</w:t>
+      </w:r>
+      <w:r>
+        <w:t xml:space="preserve"> we can create an Anonymous inner class for an Abstract class.</w:t>
+      </w:r>
+      <w:r>
+        <w:br/>
+      </w:r>
+      <w:r>
+        <w:rPr>
+          <w:b/>
+          <w:bCs/>
+        </w:rPr>
+        <w:t>*</w:t>
+      </w:r>
+      <w:r>
+        <w:rPr>
+          <w:b/>
+          <w:bCs/>
+        </w:rPr>
+        <w:t xml:space="preserve"> </w:t>
+      </w:r>
+      <w:r>
+        <w:t>we ca</w:t>
+      </w:r>
+      <w:r>
+        <w:t>n also implement the abstract method using Anonymous inner class.</w:t>
+      </w:r>
+      <w:r>
+        <w:br/>
+      </w:r>
+      <w:r>
+        <w:drawing>
+          <wp:inline distT="0" distB="0" distL="0" distR="0" wp14:anchorId="54D67473" wp14:editId="287387CF">
+            <wp:extent cx="6273053" cy="1416084"/>
+            <wp:effectExtent l="114300" t="114300" r="109220" b="146050"/>
+            <wp:docPr id="1973120750" name="Picture 1"/>
+            <wp:cNvGraphicFramePr>
+              <a:graphicFrameLocks xmlns:a="http://schemas.openxmlformats.org/drawingml/2006/main" noChangeAspect="1"/>
+            </wp:cNvGraphicFramePr>
+            <a:graphic xmlns:a="http://schemas.openxmlformats.org/drawingml/2006/main">
+              <a:graphicData uri="http://schemas.openxmlformats.org/drawingml/2006/picture">
+                <pic:pic xmlns:pic="http://schemas.openxmlformats.org/drawingml/2006/picture">
+                  <pic:nvPicPr>
+                    <pic:cNvPr id="1973120750" name=""/>
+                    <pic:cNvPicPr/>
+                  </pic:nvPicPr>
+                  <pic:blipFill>
+                    <a:blip r:embed="rId33"/>
+                    <a:stretch>
+                      <a:fillRect/>
+                    </a:stretch>
+                  </pic:blipFill>
+                  <pic:spPr>
+                    <a:xfrm>
+                      <a:off x="0" y="0"/>
+                      <a:ext cx="6292429" cy="1420458"/>
+                    </a:xfrm>
+                    <a:prstGeom prst="rect">
+                      <a:avLst/>
+                    </a:prstGeom>
+                    <a:solidFill>
+                      <a:srgbClr val="FFFFFF">
+                        <a:shade val="85000"/>
+                      </a:srgbClr>
+                    </a:solidFill>
+                    <a:ln w="88900" cap="sq">
+                      <a:solidFill>
+                        <a:srgbClr val="FFFFFF"/>
+                      </a:solidFill>
+                      <a:miter lim="800000"/>
+                    </a:ln>
+                    <a:effectLst>
+                      <a:outerShdw blurRad="55000" dist="18000" dir="5400000" algn="tl" rotWithShape="0">
+                        <a:srgbClr val="000000">
+                          <a:alpha val="40000"/>
+                        </a:srgbClr>
+                      </a:outerShdw>
+                    </a:effectLst>
+                    <a:scene3d>
+                      <a:camera prst="orthographicFront"/>
+                      <a:lightRig rig="twoPt" dir="t">
+                        <a:rot lat="0" lon="0" rev="7200000"/>
+                      </a:lightRig>
+                    </a:scene3d>
+                    <a:sp3d>
+                      <a:bevelT w="25400" h="19050"/>
+                      <a:contourClr>
+                        <a:srgbClr val="FFFFFF"/>
+                      </a:contourClr>
+                    </a:sp3d>
+                  </pic:spPr>
+                </pic:pic>
+              </a:graphicData>
+            </a:graphic>
+          </wp:inline>
+        </w:drawing>
+      </w:r>
     </w:p>
     <w:p>
       <w:pPr>
@@ -12511,6 +13026,7 @@
         <w:br/>
       </w:r>
       <w:r>
+        <w:lastRenderedPageBreak/>
         <w:br/>
       </w:r>
     </w:p>

--- a/JAVA_INTERVIEW_QUESTIONS_WITH_ANSWER_EXPLAINED.docx
+++ b/JAVA_INTERVIEW_QUESTIONS_WITH_ANSWER_EXPLAINED.docx
@@ -1,6 +1,6 @@
 
 <file path=word/document.xml><?xml version="1.0" encoding="utf-8"?>
-<w:document xmlns:wpc="http://schemas.microsoft.com/office/word/2010/wordprocessingCanvas" xmlns:cx="http://schemas.microsoft.com/office/drawing/2014/chartex" xmlns:cx1="http://schemas.microsoft.com/office/drawing/2015/9/8/chartex" xmlns:cx2="http://schemas.microsoft.com/office/drawing/2015/10/21/chartex" xmlns:cx3="http://schemas.microsoft.com/office/drawing/2016/5/9/chartex" xmlns:cx4="http://schemas.microsoft.com/office/drawing/2016/5/10/chartex" xmlns:cx5="http://schemas.microsoft.com/office/drawing/2016/5/11/chartex" xmlns:cx6="http://schemas.microsoft.com/office/drawing/2016/5/12/chartex" xmlns:cx7="http://schemas.microsoft.com/office/drawing/2016/5/13/chartex" xmlns:cx8="http://schemas.microsoft.com/office/drawing/2016/5/14/chartex" xmlns:mc="http://schemas.openxmlformats.org/markup-compatibility/2006" xmlns:aink="http://schemas.microsoft.com/office/drawing/2016/ink" xmlns:am3d="http://schemas.microsoft.com/office/drawing/2017/model3d" xmlns:o="urn:schemas-microsoft-com:office:office" xmlns:oel="http://schemas.microsoft.com/office/2019/extlst" xmlns:r="http://schemas.openxmlformats.org/officeDocument/2006/relationships" xmlns:m="http://schemas.openxmlformats.org/officeDocument/2006/math" xmlns:v="urn:schemas-microsoft-com:vml" xmlns:wp14="http://schemas.microsoft.com/office/word/2010/wordprocessingDrawing" xmlns:wp="http://schemas.openxmlformats.org/drawingml/2006/wordprocessingDrawing" xmlns:w10="urn:schemas-microsoft-com:office:word" xmlns:w="http://schemas.openxmlformats.org/wordprocessingml/2006/main" xmlns:w14="http://schemas.microsoft.com/office/word/2010/wordml" xmlns:w15="http://schemas.microsoft.com/office/word/2012/wordml" xmlns:w16cex="http://schemas.microsoft.com/office/word/2018/wordml/cex" xmlns:w16cid="http://schemas.microsoft.com/office/word/2016/wordml/cid" xmlns:w16="http://schemas.microsoft.com/office/word/2018/wordml" xmlns:w16sdtdh="http://schemas.microsoft.com/office/word/2020/wordml/sdtdatahash" xmlns:w16se="http://schemas.microsoft.com/office/word/2015/wordml/symex" xmlns:wpg="http://schemas.microsoft.com/office/word/2010/wordprocessingGroup" xmlns:wpi="http://schemas.microsoft.com/office/word/2010/wordprocessingInk" xmlns:wne="http://schemas.microsoft.com/office/word/2006/wordml" xmlns:wps="http://schemas.microsoft.com/office/word/2010/wordprocessingShape" mc:Ignorable="w14 w15 w16se w16cid w16 w16cex w16sdtdh wp14">
+<w:document xmlns:wpc="http://schemas.microsoft.com/office/word/2010/wordprocessingCanvas" xmlns:cx="http://schemas.microsoft.com/office/drawing/2014/chartex" xmlns:cx1="http://schemas.microsoft.com/office/drawing/2015/9/8/chartex" xmlns:cx2="http://schemas.microsoft.com/office/drawing/2015/10/21/chartex" xmlns:cx3="http://schemas.microsoft.com/office/drawing/2016/5/9/chartex" xmlns:cx4="http://schemas.microsoft.com/office/drawing/2016/5/10/chartex" xmlns:cx5="http://schemas.microsoft.com/office/drawing/2016/5/11/chartex" xmlns:cx6="http://schemas.microsoft.com/office/drawing/2016/5/12/chartex" xmlns:cx7="http://schemas.microsoft.com/office/drawing/2016/5/13/chartex" xmlns:cx8="http://schemas.microsoft.com/office/drawing/2016/5/14/chartex" xmlns:mc="http://schemas.openxmlformats.org/markup-compatibility/2006" xmlns:aink="http://schemas.microsoft.com/office/drawing/2016/ink" xmlns:am3d="http://schemas.microsoft.com/office/drawing/2017/model3d" xmlns:o="urn:schemas-microsoft-com:office:office" xmlns:oel="http://schemas.microsoft.com/office/2019/extlst" xmlns:r="http://schemas.openxmlformats.org/officeDocument/2006/relationships" xmlns:m="http://schemas.openxmlformats.org/officeDocument/2006/math" xmlns:v="urn:schemas-microsoft-com:vml" xmlns:wp14="http://schemas.microsoft.com/office/word/2010/wordprocessingDrawing" xmlns:wp="http://schemas.openxmlformats.org/drawingml/2006/wordprocessingDrawing" xmlns:w10="urn:schemas-microsoft-com:office:word" xmlns:w="http://schemas.openxmlformats.org/wordprocessingml/2006/main" xmlns:w14="http://schemas.microsoft.com/office/word/2010/wordml" xmlns:w15="http://schemas.microsoft.com/office/word/2012/wordml" xmlns:w16cex="http://schemas.microsoft.com/office/word/2018/wordml/cex" xmlns:w16cid="http://schemas.microsoft.com/office/word/2016/wordml/cid" xmlns:w16="http://schemas.microsoft.com/office/word/2018/wordml" xmlns:w16du="http://schemas.microsoft.com/office/word/2023/wordml/word16du" xmlns:w16sdtdh="http://schemas.microsoft.com/office/word/2020/wordml/sdtdatahash" xmlns:w16se="http://schemas.microsoft.com/office/word/2015/wordml/symex" xmlns:wpg="http://schemas.microsoft.com/office/word/2010/wordprocessingGroup" xmlns:wpi="http://schemas.microsoft.com/office/word/2010/wordprocessingInk" xmlns:wne="http://schemas.microsoft.com/office/word/2006/wordml" xmlns:wps="http://schemas.microsoft.com/office/word/2010/wordprocessingShape" mc:Ignorable="w14 w15 w16se w16cid w16 w16cex w16sdtdh w16du wp14">
   <w:body>
     <w:p>
       <w:pPr>
@@ -592,23 +592,7 @@
                 <w:b/>
                 <w:bCs/>
               </w:rPr>
-              <w:t xml:space="preserve"> (</w:t>
-            </w:r>
-            <w:proofErr w:type="gramStart"/>
-            <w:r>
-              <w:rPr>
-                <w:b/>
-                <w:bCs/>
-              </w:rPr>
-              <w:t>it</w:t>
-            </w:r>
-            <w:proofErr w:type="gramEnd"/>
-            <w:r>
-              <w:rPr>
-                <w:b/>
-                <w:bCs/>
-              </w:rPr>
-              <w:t xml:space="preserve"> cannot be reinitialized)</w:t>
+              <w:t xml:space="preserve"> (it cannot be reinitialized)</w:t>
             </w:r>
           </w:p>
         </w:tc>
@@ -1841,7 +1825,17 @@
       </w:r>
       <w:r>
         <w:br/>
-        <w:t>Ans:- * Demon thread is a thread which runs in background and performs task like garbage collector</w:t>
+        <w:t xml:space="preserve">Ans:- </w:t>
+      </w:r>
+      <w:r>
+        <w:rPr>
+          <w:b/>
+          <w:bCs/>
+        </w:rPr>
+        <w:t>*</w:t>
+      </w:r>
+      <w:r>
+        <w:t xml:space="preserve"> Demon thread is a thread which runs in background and performs task like garbage collector</w:t>
       </w:r>
       <w:r>
         <w:br/>
@@ -2388,7 +2382,15 @@
           </w:tcPr>
           <w:p>
             <w:r>
-              <w:t xml:space="preserve">Dev tool are like compiler, Debugger, </w:t>
+              <w:t xml:space="preserve">Dev tool </w:t>
+            </w:r>
+            <w:proofErr w:type="gramStart"/>
+            <w:r>
+              <w:t>are</w:t>
+            </w:r>
+            <w:proofErr w:type="gramEnd"/>
+            <w:r>
+              <w:t xml:space="preserve"> like compiler, Debugger, </w:t>
             </w:r>
             <w:proofErr w:type="spellStart"/>
             <w:r>
@@ -6121,7 +6123,6 @@
       <w:r>
         <w:br/>
       </w:r>
-      <w:proofErr w:type="gramStart"/>
       <w:r>
         <w:rPr>
           <w:b/>
@@ -6130,7 +6131,6 @@
         </w:rPr>
         <w:t>Ans:-</w:t>
       </w:r>
-      <w:proofErr w:type="gramEnd"/>
       <w:r>
         <w:t xml:space="preserve"> </w:t>
       </w:r>
@@ -6202,26 +6202,16 @@
           <w:bCs/>
           <w:u w:val="single"/>
         </w:rPr>
-        <w:t xml:space="preserve">TYPE OF </w:t>
-      </w:r>
-      <w:proofErr w:type="gramStart"/>
+        <w:t>TYPE OF ERRORS</w:t>
+      </w:r>
       <w:r>
         <w:rPr>
           <w:b/>
           <w:bCs/>
           <w:u w:val="single"/>
         </w:rPr>
-        <w:t>ERRORS</w:t>
-      </w:r>
-      <w:r>
-        <w:rPr>
-          <w:b/>
-          <w:bCs/>
-          <w:u w:val="single"/>
-        </w:rPr>
         <w:t>:-</w:t>
       </w:r>
-      <w:proofErr w:type="gramEnd"/>
       <w:r>
         <w:rPr>
           <w:b/>
@@ -7957,7 +7947,7 @@
               </wp:anchor>
             </w:drawing>
           </mc:Choice>
-          <mc:Fallback xmlns:w16du="http://schemas.microsoft.com/office/word/2023/wordml/word16du">
+          <mc:Fallback>
             <w:pict>
               <v:shapetype w14:anchorId="2B5677CB" id="_x0000_t32" coordsize="21600,21600" o:spt="32" o:oned="t" path="m,l21600,21600e" filled="f">
                 <v:path arrowok="t" fillok="f" o:connecttype="none"/>
@@ -8027,7 +8017,7 @@
               </wp:anchor>
             </w:drawing>
           </mc:Choice>
-          <mc:Fallback xmlns:w16du="http://schemas.microsoft.com/office/word/2023/wordml/word16du">
+          <mc:Fallback>
             <w:pict>
               <v:shape w14:anchorId="2EF5E645" id="Straight Arrow Connector 9" o:spid="_x0000_s1026" type="#_x0000_t32" style="position:absolute;margin-left:146.45pt;margin-top:121.1pt;width:159.2pt;height:74.15pt;z-index:251675648;visibility:visible;mso-wrap-style:square;mso-wrap-distance-left:9pt;mso-wrap-distance-top:0;mso-wrap-distance-right:9pt;mso-wrap-distance-bottom:0;mso-position-horizontal:absolute;mso-position-horizontal-relative:text;mso-position-vertical:absolute;mso-position-vertical-relative:text" o:gfxdata="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" strokecolor="black [3200]" strokeweight="1.5pt">
                 <v:stroke endarrow="block" joinstyle="miter"/>
@@ -8307,7 +8297,7 @@
               </wp:anchor>
             </w:drawing>
           </mc:Choice>
-          <mc:Fallback xmlns:w16du="http://schemas.microsoft.com/office/word/2023/wordml/word16du">
+          <mc:Fallback>
             <w:pict>
               <v:shapetype w14:anchorId="55421333" id="_x0000_t102" coordsize="21600,21600" o:spt="102" adj="12960,19440,14400" path="ar,0@23@3@22,,0@4,0@15@23@1,0@7@2@13l@2@14@22@8@2@12wa,0@23@3@2@11@26@17,0@15@23@1@26@17@22@15xear,0@23@3,0@4@26@17nfe">
                 <v:stroke joinstyle="miter"/>
@@ -8442,7 +8432,7 @@
               </wp:anchor>
             </w:drawing>
           </mc:Choice>
-          <mc:Fallback xmlns:w16du="http://schemas.microsoft.com/office/word/2023/wordml/word16du">
+          <mc:Fallback>
             <w:pict>
               <v:shape w14:anchorId="1394EAD3" id="Arrow: Curved Right 5" o:spid="_x0000_s1026" type="#_x0000_t102" style="position:absolute;margin-left:18.75pt;margin-top:115.1pt;width:34.6pt;height:91.05pt;z-index:251669504;visibility:visible;mso-wrap-style:square;mso-width-percent:0;mso-height-percent:0;mso-wrap-distance-left:9pt;mso-wrap-distance-top:0;mso-wrap-distance-right:9pt;mso-wrap-distance-bottom:0;mso-position-horizontal:absolute;mso-position-horizontal-relative:text;mso-position-vertical:absolute;mso-position-vertical-relative:text;mso-width-percent:0;mso-height-percent:0;mso-width-relative:margin;mso-height-relative:margin;v-text-anchor:middle" o:gfxdata="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" adj="17498,20575,16200" fillcolor="#4472c4 [3204]" strokecolor="#1f3763 [1604]" strokeweight="1pt"/>
             </w:pict>
@@ -8625,7 +8615,7 @@
               </wp:anchor>
             </w:drawing>
           </mc:Choice>
-          <mc:Fallback xmlns:w16du="http://schemas.microsoft.com/office/word/2023/wordml/word16du">
+          <mc:Fallback>
             <w:pict>
               <v:oval w14:anchorId="4D578C3C" id="Oval 3" o:spid="_x0000_s1026" style="position:absolute;margin-left:304.2pt;margin-top:179.7pt;width:71.65pt;height:57.2pt;z-index:251667456;visibility:visible;mso-wrap-style:square;mso-wrap-distance-left:9pt;mso-wrap-distance-top:0;mso-wrap-distance-right:9pt;mso-wrap-distance-bottom:0;mso-position-horizontal:absolute;mso-position-horizontal-relative:text;mso-position-vertical:absolute;mso-position-vertical-relative:text;v-text-anchor:middle" o:gfxdata="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" fillcolor="white [3212]" strokecolor="#70ad47 [3209]" strokeweight="1pt">
                 <v:stroke joinstyle="miter"/>
@@ -8810,7 +8800,7 @@
               </wp:anchor>
             </w:drawing>
           </mc:Choice>
-          <mc:Fallback xmlns:w16du="http://schemas.microsoft.com/office/word/2023/wordml/word16du">
+          <mc:Fallback>
             <w:pict>
               <v:oval w14:anchorId="21A57213" id="Oval 3" o:spid="_x0000_s1026" style="position:absolute;margin-left:63.55pt;margin-top:177.6pt;width:71.65pt;height:57.2pt;z-index:251664384;visibility:visible;mso-wrap-style:square;mso-wrap-distance-left:9pt;mso-wrap-distance-top:0;mso-wrap-distance-right:9pt;mso-wrap-distance-bottom:0;mso-position-horizontal:absolute;mso-position-horizontal-relative:text;mso-position-vertical:absolute;mso-position-vertical-relative:text;v-text-anchor:middle" o:gfxdata="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" fillcolor="white [3212]" strokecolor="#70ad47 [3209]" strokeweight="1pt">
                 <v:stroke joinstyle="miter"/>
@@ -8879,7 +8869,7 @@
               </wp:anchor>
             </w:drawing>
           </mc:Choice>
-          <mc:Fallback xmlns:w16du="http://schemas.microsoft.com/office/word/2023/wordml/word16du">
+          <mc:Fallback>
             <w:pict>
               <v:rect w14:anchorId="6B99F357" id="Rectangle 1" o:spid="_x0000_s1026" style="position:absolute;margin-left:290.75pt;margin-top:86.5pt;width:90.7pt;height:33.85pt;z-index:251659264;visibility:visible;mso-wrap-style:square;mso-wrap-distance-left:9pt;mso-wrap-distance-top:0;mso-wrap-distance-right:9pt;mso-wrap-distance-bottom:0;mso-position-horizontal:absolute;mso-position-horizontal-relative:text;mso-position-vertical:absolute;mso-position-vertical-relative:text;v-text-anchor:middle" o:gfxdata="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" fillcolor="white [3201]" strokecolor="#70ad47 [3209]" strokeweight="1pt"/>
             </w:pict>
@@ -9053,7 +9043,7 @@
               </wp:anchor>
             </w:drawing>
           </mc:Choice>
-          <mc:Fallback xmlns:w16du="http://schemas.microsoft.com/office/word/2023/wordml/word16du">
+          <mc:Fallback>
             <w:pict>
               <v:rect w14:anchorId="1A088F89" id="Rectangle 1" o:spid="_x0000_s1026" style="position:absolute;margin-left:53.2pt;margin-top:87.2pt;width:90.7pt;height:33.85pt;z-index:251662336;visibility:visible;mso-wrap-style:square;mso-wrap-distance-left:9pt;mso-wrap-distance-top:0;mso-wrap-distance-right:9pt;mso-wrap-distance-bottom:0;mso-position-horizontal:absolute;mso-position-horizontal-relative:text;mso-position-vertical:absolute;mso-position-vertical-relative:text;v-text-anchor:middle" o:gfxdata="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" fillcolor="white [3201]" strokecolor="#70ad47 [3209]" strokeweight="1pt"/>
             </w:pict>
@@ -9467,6 +9457,29 @@
           <w:b/>
           <w:bCs/>
         </w:rPr>
+        <w:t>-</w:t>
+      </w:r>
+      <w:r>
+        <w:t xml:space="preserve"> For Coding Check </w:t>
+      </w:r>
+      <w:r>
+        <w:sym w:font="Wingdings" w:char="F0E0"/>
+      </w:r>
+      <w:r>
+        <w:rPr>
+          <w:b/>
+          <w:bCs/>
+        </w:rPr>
+        <w:t xml:space="preserve"> S:\MOHAN_JAVA_PRACTICE\DemoPractice\src\MuiltithreadingDeadLock</w:t>
+      </w:r>
+      <w:r>
+        <w:br/>
+      </w:r>
+      <w:r>
+        <w:rPr>
+          <w:b/>
+          <w:bCs/>
+        </w:rPr>
         <w:t xml:space="preserve">====================== </w:t>
       </w:r>
       <w:r>
@@ -9615,6 +9628,7 @@
       <w:r>
         <w:br/>
       </w:r>
+      <w:bookmarkStart w:id="0" w:name="_Hlk166812316"/>
       <w:r>
         <w:rPr>
           <w:b/>
@@ -9625,6 +9639,7 @@
       <w:r>
         <w:t xml:space="preserve"> </w:t>
       </w:r>
+      <w:bookmarkEnd w:id="0"/>
       <w:r>
         <w:rPr>
           <w:b/>
@@ -9689,14 +9704,83 @@
         <w:br/>
       </w:r>
       <w:r>
-        <w:br/>
-      </w:r>
-      <w:r>
         <w:rPr>
           <w:b/>
           <w:bCs/>
           <w:u w:val="single"/>
         </w:rPr>
+        <w:t>NOTE:-</w:t>
+      </w:r>
+      <w:r>
+        <w:t xml:space="preserve"> Easy to remember is </w:t>
+      </w:r>
+      <w:r>
+        <w:sym w:font="Wingdings" w:char="F0E0"/>
+      </w:r>
+      <w:r>
+        <w:t xml:space="preserve"> </w:t>
+      </w:r>
+      <w:r>
+        <w:rPr>
+          <w:b/>
+          <w:bCs/>
+        </w:rPr>
+        <w:t>Y</w:t>
+      </w:r>
+      <w:r>
+        <w:t xml:space="preserve"> </w:t>
+      </w:r>
+      <w:r>
+        <w:rPr>
+          <w:b/>
+          <w:bCs/>
+        </w:rPr>
+        <w:t>S</w:t>
+      </w:r>
+      <w:r>
+        <w:rPr>
+          <w:b/>
+          <w:bCs/>
+        </w:rPr>
+        <w:t xml:space="preserve"> </w:t>
+      </w:r>
+      <w:proofErr w:type="spellStart"/>
+      <w:r>
+        <w:rPr>
+          <w:b/>
+          <w:bCs/>
+        </w:rPr>
+        <w:t>rcp</w:t>
+      </w:r>
+      <w:proofErr w:type="spellEnd"/>
+      <w:r>
+        <w:t xml:space="preserve"> </w:t>
+      </w:r>
+      <w:r>
+        <w:rPr>
+          <w:b/>
+          <w:bCs/>
+        </w:rPr>
+        <w:t>J</w:t>
+      </w:r>
+      <w:r>
+        <w:t>agan (AP political party YSRCP HEAD Ja</w:t>
+      </w:r>
+      <w:r>
+        <w:t>gan Mohan Reddy</w:t>
+      </w:r>
+      <w:r>
+        <w:t xml:space="preserve"> )</w:t>
+      </w:r>
+      <w:r>
+        <w:br/>
+      </w:r>
+      <w:r>
+        <w:rPr>
+          <w:b/>
+          <w:bCs/>
+          <w:u w:val="single"/>
+        </w:rPr>
         <w:t>yield()</w:t>
       </w:r>
       <w:r>
@@ -9831,7 +9915,15 @@
           <w:b/>
           <w:bCs/>
         </w:rPr>
-        <w:t>thread scheduler will allow same thread again</w:t>
+        <w:t xml:space="preserve">thread </w:t>
+      </w:r>
+      <w:r>
+        <w:rPr>
+          <w:b/>
+          <w:bCs/>
+        </w:rPr>
+        <w:lastRenderedPageBreak/>
+        <w:t>scheduler will allow same thread again</w:t>
       </w:r>
       <w:r>
         <w:t xml:space="preserve"> for </w:t>
@@ -9854,7 +9946,6 @@
           <w:b/>
           <w:bCs/>
         </w:rPr>
-        <w:lastRenderedPageBreak/>
         <w:t>-</w:t>
       </w:r>
       <w:r>
@@ -9946,14 +10037,31 @@
         <w:br/>
       </w:r>
       <w:r>
-        <w:br/>
-      </w:r>
-      <w:r>
         <w:rPr>
           <w:b/>
           <w:bCs/>
           <w:u w:val="single"/>
         </w:rPr>
+        <w:t>For Example:-</w:t>
+      </w:r>
+      <w:r>
+        <w:t xml:space="preserve"> </w:t>
+      </w:r>
+      <w:r>
+        <w:t>S:\MOHAN_JAVA_PRACTICE\DemoPractice\src\MuiltithreadingYield</w:t>
+      </w:r>
+      <w:r>
+        <w:br/>
+      </w:r>
+      <w:r>
+        <w:br/>
+      </w:r>
+      <w:r>
+        <w:rPr>
+          <w:b/>
+          <w:bCs/>
+          <w:u w:val="single"/>
+        </w:rPr>
         <w:t>join</w:t>
       </w:r>
       <w:r>
@@ -10079,27 +10187,31 @@
         <w:br/>
       </w:r>
       <w:r>
-        <w:rPr>
-          <w:b/>
-          <w:bCs/>
-        </w:rPr>
-        <w:t xml:space="preserve">If Boy1 and Boy2 are going to </w:t>
-      </w:r>
-      <w:proofErr w:type="spellStart"/>
-      <w:r>
-        <w:rPr>
-          <w:b/>
-          <w:bCs/>
-        </w:rPr>
-        <w:t>Jspiders</w:t>
-      </w:r>
-      <w:proofErr w:type="spellEnd"/>
-      <w:r>
-        <w:rPr>
-          <w:b/>
-          <w:bCs/>
-        </w:rPr>
-        <w:t xml:space="preserve"> for Course</w:t>
+        <w:t xml:space="preserve">  </w:t>
+      </w:r>
+      <w:r>
+        <w:rPr>
+          <w:b/>
+          <w:bCs/>
+          <w:u w:val="single"/>
+        </w:rPr>
+        <w:t>For Example:-</w:t>
+      </w:r>
+      <w:r>
+        <w:t xml:space="preserve"> </w:t>
+      </w:r>
+      <w:r>
+        <w:t>S:\MOHAN_JAVA_PRACTICE\DemoPractice\src\MuiltithreadingYield</w:t>
+      </w:r>
+      <w:r>
+        <w:br/>
+      </w:r>
+      <w:r>
+        <w:rPr>
+          <w:b/>
+          <w:bCs/>
+        </w:rPr>
+        <w:t>If Boy1 and Boy2 are going to Jspiders for Course</w:t>
       </w:r>
       <w:r>
         <w:rPr>
@@ -10563,6 +10675,7 @@
           <w:bCs/>
           <w:u w:val="single"/>
         </w:rPr>
+        <w:lastRenderedPageBreak/>
         <w:t>sleep</w:t>
       </w:r>
       <w:r>
@@ -10662,7 +10775,6 @@
           <w:b/>
           <w:bCs/>
         </w:rPr>
-        <w:lastRenderedPageBreak/>
         <w:t>-</w:t>
       </w:r>
       <w:r>
@@ -10750,7 +10862,130 @@
         <w:t xml:space="preserve">-- </w:t>
       </w:r>
       <w:r>
-        <w:t>public static void sleep(long milliSeconds, int nanoSeconds) throws InterruptedException</w:t>
+        <w:t xml:space="preserve">public static void sleep(long </w:t>
+      </w:r>
+      <w:proofErr w:type="spellStart"/>
+      <w:r>
+        <w:t>milliSeconds</w:t>
+      </w:r>
+      <w:proofErr w:type="spellEnd"/>
+      <w:r>
+        <w:t xml:space="preserve">, int </w:t>
+      </w:r>
+      <w:proofErr w:type="spellStart"/>
+      <w:r>
+        <w:t>nanoSeconds</w:t>
+      </w:r>
+      <w:proofErr w:type="spellEnd"/>
+      <w:r>
+        <w:t xml:space="preserve">) throws </w:t>
+      </w:r>
+      <w:proofErr w:type="spellStart"/>
+      <w:r>
+        <w:t>InterruptedException</w:t>
+      </w:r>
+      <w:proofErr w:type="spellEnd"/>
+    </w:p>
+    <w:p>
+      <w:pPr>
+        <w:pStyle w:val="ListParagraph"/>
+        <w:numPr>
+          <w:ilvl w:val="0"/>
+          <w:numId w:val="2"/>
+        </w:numPr>
+        <w:tabs>
+          <w:tab w:val="left" w:pos="1680"/>
+        </w:tabs>
+      </w:pPr>
+      <w:r>
+        <w:t>What are the Interthread Communications in Java multithreading?</w:t>
+      </w:r>
+      <w:r>
+        <w:br/>
+      </w:r>
+      <w:proofErr w:type="gramStart"/>
+      <w:r>
+        <w:rPr>
+          <w:b/>
+          <w:bCs/>
+        </w:rPr>
+        <w:t>Ans:-</w:t>
+      </w:r>
+      <w:proofErr w:type="gramEnd"/>
+      <w:r>
+        <w:t xml:space="preserve"> </w:t>
+      </w:r>
+      <w:r>
+        <w:br/>
+      </w:r>
+      <w:r>
+        <w:rPr>
+          <w:b/>
+          <w:bCs/>
+        </w:rPr>
+        <w:t>*</w:t>
+      </w:r>
+      <w:r>
+        <w:t xml:space="preserve"> </w:t>
+      </w:r>
+      <w:r>
+        <w:rPr>
+          <w:b/>
+          <w:bCs/>
+        </w:rPr>
+        <w:t>wait()</w:t>
+      </w:r>
+      <w:r>
+        <w:br/>
+      </w:r>
+      <w:r>
+        <w:rPr>
+          <w:b/>
+          <w:bCs/>
+        </w:rPr>
+        <w:t>*</w:t>
+      </w:r>
+      <w:r>
+        <w:t xml:space="preserve"> </w:t>
+      </w:r>
+      <w:r>
+        <w:rPr>
+          <w:b/>
+          <w:bCs/>
+        </w:rPr>
+        <w:t>notify()</w:t>
+      </w:r>
+      <w:r>
+        <w:t xml:space="preserve"> </w:t>
+      </w:r>
+      <w:r>
+        <w:br/>
+      </w:r>
+      <w:r>
+        <w:rPr>
+          <w:b/>
+          <w:bCs/>
+        </w:rPr>
+        <w:t>*</w:t>
+      </w:r>
+      <w:r>
+        <w:t xml:space="preserve"> </w:t>
+      </w:r>
+      <w:proofErr w:type="spellStart"/>
+      <w:r>
+        <w:rPr>
+          <w:b/>
+          <w:bCs/>
+        </w:rPr>
+        <w:t>notifyAll</w:t>
+      </w:r>
+      <w:proofErr w:type="spellEnd"/>
+      <w:r>
+        <w:rPr>
+          <w:b/>
+          <w:bCs/>
+        </w:rPr>
+        <w:t>()</w:t>
       </w:r>
     </w:p>
     <w:p>
@@ -11240,6 +11475,7 @@
           <w:b/>
           <w:bCs/>
         </w:rPr>
+        <w:lastRenderedPageBreak/>
         <w:t>-</w:t>
       </w:r>
       <w:r>
@@ -11432,11 +11668,7 @@
         <w:t>-</w:t>
       </w:r>
       <w:r>
-        <w:t xml:space="preserve"> but here we don’t want to make any appending operation, it happens automatically with the help of </w:t>
-      </w:r>
-      <w:r>
-        <w:lastRenderedPageBreak/>
-        <w:t xml:space="preserve">appropriate regex expression (Such as </w:t>
+        <w:t xml:space="preserve"> but here we don’t want to make any appending operation, it happens automatically with the help of appropriate regex expression (Such as </w:t>
       </w:r>
       <w:r>
         <w:rPr>
@@ -12091,6 +12323,7 @@
           <w:bCs/>
           <w:noProof/>
         </w:rPr>
+        <w:lastRenderedPageBreak/>
         <w:drawing>
           <wp:inline distT="0" distB="0" distL="0" distR="0" wp14:anchorId="18E9D2F9" wp14:editId="7E340272">
             <wp:extent cx="4486572" cy="2084614"/>
@@ -12170,7 +12403,6 @@
           <w:bCs/>
           <w:u w:val="single"/>
         </w:rPr>
-        <w:lastRenderedPageBreak/>
         <w:t>OUTPUT:-</w:t>
       </w:r>
       <w:r>
@@ -12491,6 +12723,271 @@
         </w:tabs>
       </w:pPr>
       <w:r>
+        <w:t xml:space="preserve">Difference between </w:t>
+      </w:r>
+      <w:r>
+        <w:rPr>
+          <w:b/>
+          <w:bCs/>
+        </w:rPr>
+        <w:t>“==”</w:t>
+      </w:r>
+      <w:r>
+        <w:t xml:space="preserve"> </w:t>
+      </w:r>
+      <w:r>
+        <w:rPr>
+          <w:b/>
+          <w:bCs/>
+        </w:rPr>
+        <w:t>and</w:t>
+      </w:r>
+      <w:r>
+        <w:t xml:space="preserve"> </w:t>
+      </w:r>
+      <w:proofErr w:type="gramStart"/>
+      <w:r>
+        <w:rPr>
+          <w:b/>
+          <w:bCs/>
+        </w:rPr>
+        <w:t>“.equals</w:t>
+      </w:r>
+      <w:proofErr w:type="gramEnd"/>
+      <w:r>
+        <w:rPr>
+          <w:b/>
+          <w:bCs/>
+        </w:rPr>
+        <w:t>()”</w:t>
+      </w:r>
+      <w:r>
+        <w:t xml:space="preserve"> in Java</w:t>
+      </w:r>
+      <w:r>
+        <w:br/>
+      </w:r>
+      <w:r>
+        <w:rPr>
+          <w:b/>
+          <w:bCs/>
+          <w:u w:val="single"/>
+        </w:rPr>
+        <w:t>Ans:-</w:t>
+      </w:r>
+      <w:r>
+        <w:rPr>
+          <w:b/>
+          <w:bCs/>
+          <w:u w:val="single"/>
+        </w:rPr>
+        <w:br/>
+      </w:r>
+      <w:r>
+        <w:sym w:font="Wingdings" w:char="F0E0"/>
+      </w:r>
+      <w:r>
+        <w:t xml:space="preserve"> </w:t>
+      </w:r>
+      <w:r>
+        <w:rPr>
+          <w:b/>
+          <w:bCs/>
+        </w:rPr>
+        <w:t>“==”</w:t>
+      </w:r>
+      <w:r>
+        <w:t xml:space="preserve"> Will refer to the memory location (</w:t>
+      </w:r>
+      <w:proofErr w:type="spellStart"/>
+      <w:r>
+        <w:t>HashCode</w:t>
+      </w:r>
+      <w:proofErr w:type="spellEnd"/>
+      <w:r>
+        <w:t xml:space="preserve">) of an Object/Variable and if both the </w:t>
+      </w:r>
+      <w:proofErr w:type="spellStart"/>
+      <w:r>
+        <w:t>Hashcode</w:t>
+      </w:r>
+      <w:proofErr w:type="spellEnd"/>
+      <w:r>
+        <w:t xml:space="preserve"> is same then it will Return </w:t>
+      </w:r>
+      <w:r>
+        <w:rPr>
+          <w:b/>
+          <w:bCs/>
+        </w:rPr>
+        <w:t>TRUE</w:t>
+      </w:r>
+      <w:r>
+        <w:t xml:space="preserve"> else it will Return </w:t>
+      </w:r>
+      <w:r>
+        <w:rPr>
+          <w:b/>
+          <w:bCs/>
+        </w:rPr>
+        <w:t>FALSE</w:t>
+      </w:r>
+      <w:r>
+        <w:t xml:space="preserve"> </w:t>
+      </w:r>
+      <w:r>
+        <w:br/>
+      </w:r>
+      <w:r>
+        <w:sym w:font="Wingdings" w:char="F0E0"/>
+      </w:r>
+      <w:r>
+        <w:t xml:space="preserve"> </w:t>
+      </w:r>
+      <w:r>
+        <w:rPr>
+          <w:b/>
+          <w:bCs/>
+          <w:u w:val="single"/>
+        </w:rPr>
+        <w:t>NOTE:-</w:t>
+      </w:r>
+      <w:r>
+        <w:t xml:space="preserve"> Using </w:t>
+      </w:r>
+      <w:r>
+        <w:rPr>
+          <w:b/>
+          <w:bCs/>
+        </w:rPr>
+        <w:t>“==”</w:t>
+      </w:r>
+      <w:r>
+        <w:t xml:space="preserve"> with the </w:t>
+      </w:r>
+      <w:r>
+        <w:t>primitive data type such as (</w:t>
+      </w:r>
+      <w:r>
+        <w:t>integers</w:t>
+      </w:r>
+      <w:r>
+        <w:t>)</w:t>
+      </w:r>
+      <w:r>
+        <w:t xml:space="preserve"> will compare the</w:t>
+      </w:r>
+      <w:r>
+        <w:t xml:space="preserve"> values stores in it. </w:t>
+      </w:r>
+      <w:r>
+        <w:br/>
+        <w:t xml:space="preserve">                   Basically </w:t>
+      </w:r>
+      <w:r>
+        <w:rPr>
+          <w:b/>
+          <w:bCs/>
+        </w:rPr>
+        <w:t>“==”</w:t>
+      </w:r>
+      <w:r>
+        <w:t xml:space="preserve"> is used to compare the values of</w:t>
+      </w:r>
+      <w:r>
+        <w:t xml:space="preserve"> </w:t>
+      </w:r>
+      <w:r>
+        <w:t>primitive data type. Not for Objects</w:t>
+      </w:r>
+      <w:r>
+        <w:br/>
+        <w:t xml:space="preserve">                   When </w:t>
+      </w:r>
+      <w:r>
+        <w:rPr>
+          <w:b/>
+          <w:bCs/>
+        </w:rPr>
+        <w:t>“==”</w:t>
+      </w:r>
+      <w:r>
+        <w:t xml:space="preserve"> is used with Objects it will Compare the </w:t>
+      </w:r>
+      <w:r>
+        <w:rPr>
+          <w:b/>
+          <w:bCs/>
+        </w:rPr>
+        <w:t>HASHCODE</w:t>
+      </w:r>
+      <w:r>
+        <w:t xml:space="preserve"> of Given 2 Objects references  </w:t>
+      </w:r>
+      <w:r>
+        <w:br/>
+      </w:r>
+      <w:r>
+        <w:sym w:font="Wingdings" w:char="F0E0"/>
+      </w:r>
+      <w:r>
+        <w:t xml:space="preserve"> </w:t>
+      </w:r>
+      <w:proofErr w:type="gramStart"/>
+      <w:r>
+        <w:rPr>
+          <w:b/>
+          <w:bCs/>
+        </w:rPr>
+        <w:t>“.equals</w:t>
+      </w:r>
+      <w:proofErr w:type="gramEnd"/>
+      <w:r>
+        <w:rPr>
+          <w:b/>
+          <w:bCs/>
+        </w:rPr>
+        <w:t>()”</w:t>
+      </w:r>
+      <w:r>
+        <w:t xml:space="preserve"> is used to compare the Content of two Object References and if both the content is same then it will Return </w:t>
+      </w:r>
+      <w:r>
+        <w:rPr>
+          <w:b/>
+          <w:bCs/>
+        </w:rPr>
+        <w:t>TRUE</w:t>
+      </w:r>
+      <w:r>
+        <w:t xml:space="preserve"> else it will Return </w:t>
+      </w:r>
+      <w:r>
+        <w:rPr>
+          <w:b/>
+          <w:bCs/>
+        </w:rPr>
+        <w:t>FALSE</w:t>
+      </w:r>
+      <w:r>
+        <w:t xml:space="preserve">  </w:t>
+      </w:r>
+      <w:r>
+        <w:br/>
+      </w:r>
+    </w:p>
+    <w:p>
+      <w:pPr>
+        <w:pStyle w:val="ListParagraph"/>
+        <w:numPr>
+          <w:ilvl w:val="0"/>
+          <w:numId w:val="2"/>
+        </w:numPr>
+        <w:tabs>
+          <w:tab w:val="left" w:pos="1680"/>
+        </w:tabs>
+      </w:pPr>
+      <w:r>
         <w:t xml:space="preserve">Can we create an </w:t>
       </w:r>
       <w:r>
@@ -12639,6 +13136,142 @@
           <w:bCs/>
         </w:rPr>
         <w:br/>
+        <w:t xml:space="preserve">* </w:t>
+      </w:r>
+      <w:r>
+        <w:t>If a class is declared with ABSTRACT key word</w:t>
+      </w:r>
+      <w:r>
+        <w:t>,</w:t>
+      </w:r>
+      <w:r>
+        <w:t xml:space="preserve"> </w:t>
+      </w:r>
+      <w:r>
+        <w:t>T</w:t>
+      </w:r>
+      <w:r>
+        <w:t xml:space="preserve">hen it must have </w:t>
+      </w:r>
+      <w:r>
+        <w:t>SUBCLASS</w:t>
+      </w:r>
+      <w:r>
+        <w:t xml:space="preserve"> and that sub class should inherit and implement all the Abstract Methods, else </w:t>
+      </w:r>
+      <w:r>
+        <w:rPr>
+          <w:b/>
+          <w:bCs/>
+        </w:rPr>
+        <w:t>SUBCLASS</w:t>
+      </w:r>
+      <w:r>
+        <w:t xml:space="preserve"> also</w:t>
+      </w:r>
+      <w:r>
+        <w:t xml:space="preserve"> </w:t>
+      </w:r>
+      <w:r>
+        <w:rPr>
+          <w:b/>
+          <w:bCs/>
+        </w:rPr>
+        <w:t>MUST</w:t>
+      </w:r>
+      <w:r>
+        <w:t xml:space="preserve"> be declared as </w:t>
+      </w:r>
+      <w:r>
+        <w:rPr>
+          <w:b/>
+          <w:bCs/>
+        </w:rPr>
+        <w:t>ABSTRACT CLASS</w:t>
+      </w:r>
+      <w:r>
+        <w:rPr>
+          <w:b/>
+          <w:bCs/>
+        </w:rPr>
+        <w:t>.</w:t>
+      </w:r>
+      <w:r>
+        <w:rPr>
+          <w:b/>
+          <w:bCs/>
+        </w:rPr>
+        <w:br/>
+      </w:r>
+      <w:r>
+        <w:rPr>
+          <w:b/>
+          <w:bCs/>
+        </w:rPr>
+        <w:lastRenderedPageBreak/>
+        <w:t xml:space="preserve">* </w:t>
+      </w:r>
+      <w:r>
+        <w:t>An</w:t>
+      </w:r>
+      <w:r>
+        <w:rPr>
+          <w:b/>
+          <w:bCs/>
+        </w:rPr>
+        <w:t xml:space="preserve"> </w:t>
+      </w:r>
+      <w:r>
+        <w:t xml:space="preserve">Abstract Method cannot be a STATIC and FINAL, </w:t>
+      </w:r>
+      <w:proofErr w:type="spellStart"/>
+      <w:r>
+        <w:t>bcz</w:t>
+      </w:r>
+      <w:proofErr w:type="spellEnd"/>
+      <w:r>
+        <w:t xml:space="preserve"> Static and Final methods cannot be overridden.</w:t>
+      </w:r>
+      <w:r>
+        <w:rPr>
+          <w:b/>
+          <w:bCs/>
+        </w:rPr>
+        <w:br/>
+      </w:r>
+      <w:r>
+        <w:rPr>
+          <w:b/>
+          <w:bCs/>
+          <w:u w:val="single"/>
+        </w:rPr>
+        <w:t>Though we cannot create an Object WE HAVE CONSTRUCTOR IN ABSTRACT CLASS, then why it is used?</w:t>
+      </w:r>
+      <w:r>
+        <w:rPr>
+          <w:b/>
+          <w:bCs/>
+        </w:rPr>
+        <w:br/>
+      </w:r>
+      <w:r>
+        <w:rPr>
+          <w:b/>
+          <w:bCs/>
+        </w:rPr>
+        <w:t xml:space="preserve">* </w:t>
+      </w:r>
+      <w:r>
+        <w:t xml:space="preserve">Constructor in Abstract class is used to instantiate </w:t>
+      </w:r>
+      <w:r>
+        <w:t>-&gt; Instance Variabl</w:t>
+      </w:r>
+      <w:r>
+        <w:t>es &amp; static variable.</w:t>
+      </w:r>
+      <w:r>
+        <w:br/>
       </w:r>
       <w:r>
         <w:rPr>
@@ -12648,123 +13281,43 @@
         <w:t>*</w:t>
       </w:r>
       <w:r>
-        <w:rPr>
-          <w:b/>
-          <w:bCs/>
-        </w:rPr>
-        <w:t xml:space="preserve"> </w:t>
-      </w:r>
-      <w:r>
-        <w:t xml:space="preserve">If a class is </w:t>
-      </w:r>
-      <w:r>
-        <w:t xml:space="preserve">declared </w:t>
-      </w:r>
-      <w:r>
-        <w:t>with ABSTRACT key word</w:t>
-      </w:r>
-      <w:r>
-        <w:t>,</w:t>
-      </w:r>
-      <w:r>
-        <w:t xml:space="preserve"> </w:t>
-      </w:r>
-      <w:r>
-        <w:t>T</w:t>
-      </w:r>
-      <w:r>
-        <w:t xml:space="preserve">hen it must have </w:t>
-      </w:r>
-      <w:r>
-        <w:t>SUBCLASS</w:t>
-      </w:r>
-      <w:r>
-        <w:t xml:space="preserve"> and that sub class should inherit and implement all the Abstract Methods, else </w:t>
-      </w:r>
-      <w:r>
-        <w:rPr>
-          <w:b/>
-          <w:bCs/>
-        </w:rPr>
-        <w:t>SUBCLASS</w:t>
-      </w:r>
-      <w:r>
-        <w:t xml:space="preserve"> also</w:t>
-      </w:r>
-      <w:r>
-        <w:t xml:space="preserve"> </w:t>
-      </w:r>
-      <w:r>
-        <w:rPr>
-          <w:b/>
-          <w:bCs/>
-        </w:rPr>
-        <w:t>MUST</w:t>
-      </w:r>
-      <w:r>
-        <w:t xml:space="preserve"> be declared as </w:t>
-      </w:r>
-      <w:r>
-        <w:rPr>
-          <w:b/>
-          <w:bCs/>
-        </w:rPr>
-        <w:t>ABSTRACT CLASS</w:t>
-      </w:r>
-      <w:r>
-        <w:rPr>
-          <w:b/>
-          <w:bCs/>
-        </w:rPr>
+        <w:t xml:space="preserve"> </w:t>
+      </w:r>
+      <w:r>
+        <w:t xml:space="preserve">we cannot create an Object of Abstract class Directly but we can assign the </w:t>
+      </w:r>
+      <w:proofErr w:type="spellStart"/>
+      <w:r>
+        <w:t>SubClass</w:t>
+      </w:r>
+      <w:proofErr w:type="spellEnd"/>
+      <w:r>
+        <w:t xml:space="preserve"> Object to the Abstract class</w:t>
+      </w:r>
+      <w:r>
         <w:t>.</w:t>
       </w:r>
       <w:r>
-        <w:rPr>
-          <w:b/>
-          <w:bCs/>
-        </w:rPr>
-        <w:br/>
-      </w:r>
-      <w:r>
-        <w:rPr>
-          <w:b/>
-          <w:bCs/>
-        </w:rPr>
-        <w:t>*</w:t>
-      </w:r>
-      <w:r>
-        <w:rPr>
-          <w:b/>
-          <w:bCs/>
-        </w:rPr>
-        <w:t xml:space="preserve"> </w:t>
-      </w:r>
-      <w:r>
-        <w:t>An</w:t>
-      </w:r>
-      <w:r>
-        <w:rPr>
-          <w:b/>
-          <w:bCs/>
-        </w:rPr>
-        <w:t xml:space="preserve"> </w:t>
-      </w:r>
-      <w:r>
-        <w:t xml:space="preserve">Abstract Method cannot be a STATIC and FINAL, </w:t>
+        <w:br/>
+        <w:t xml:space="preserve">Abstract class </w:t>
       </w:r>
       <w:proofErr w:type="spellStart"/>
       <w:r>
-        <w:t>bcz</w:t>
+        <w:t>refVariable</w:t>
       </w:r>
       <w:proofErr w:type="spellEnd"/>
       <w:r>
-        <w:t xml:space="preserve"> Static and Final methods cannot be overridden.</w:t>
-      </w:r>
-      <w:r>
-        <w:rPr>
-          <w:b/>
-          <w:bCs/>
-        </w:rPr>
+        <w:t xml:space="preserve"> = new </w:t>
+      </w:r>
+      <w:proofErr w:type="spellStart"/>
+      <w:r>
+        <w:t>SubClassImpliAbstractClass</w:t>
+      </w:r>
+      <w:proofErr w:type="spellEnd"/>
+      <w:r>
+        <w:t>();</w:t>
+      </w:r>
+      <w:r>
         <w:br/>
       </w:r>
       <w:r>
@@ -12773,90 +13326,7 @@
           <w:bCs/>
           <w:u w:val="single"/>
         </w:rPr>
-        <w:t>Though we cannot create an Object WE HAVE CONSTRUCTOR IN ABSTRACT CLASS, then why it is used?</w:t>
-      </w:r>
-      <w:r>
-        <w:rPr>
-          <w:b/>
-          <w:bCs/>
-        </w:rPr>
-        <w:br/>
-      </w:r>
-      <w:r>
-        <w:rPr>
-          <w:b/>
-          <w:bCs/>
-        </w:rPr>
-        <w:t>*</w:t>
-      </w:r>
-      <w:r>
-        <w:rPr>
-          <w:b/>
-          <w:bCs/>
-        </w:rPr>
-        <w:t xml:space="preserve"> </w:t>
-      </w:r>
-      <w:r>
-        <w:t xml:space="preserve">Constructor in Abstract class is used to instantiate </w:t>
-      </w:r>
-      <w:r>
-        <w:t>-&gt; Instance Variabl</w:t>
-      </w:r>
-      <w:r>
-        <w:t>es &amp; static variable.</w:t>
-      </w:r>
-      <w:r>
-        <w:br/>
-      </w:r>
-      <w:r>
-        <w:rPr>
-          <w:b/>
-          <w:bCs/>
-        </w:rPr>
-        <w:t>*</w:t>
-      </w:r>
-      <w:r>
-        <w:t xml:space="preserve"> </w:t>
-      </w:r>
-      <w:r>
-        <w:t xml:space="preserve">we cannot create an Object of Abstract class Directly but we can assign the </w:t>
-      </w:r>
-      <w:proofErr w:type="spellStart"/>
-      <w:r>
-        <w:t>SubClass</w:t>
-      </w:r>
-      <w:proofErr w:type="spellEnd"/>
-      <w:r>
-        <w:t xml:space="preserve"> Object to the </w:t>
-      </w:r>
-      <w:r>
-        <w:t>Abstract class</w:t>
-      </w:r>
-      <w:r>
-        <w:t>.</w:t>
-      </w:r>
-      <w:r>
-        <w:br/>
-        <w:t xml:space="preserve">Abstract class </w:t>
-      </w:r>
-      <w:proofErr w:type="spellStart"/>
-      <w:r>
-        <w:t>refVariable</w:t>
-      </w:r>
-      <w:proofErr w:type="spellEnd"/>
-      <w:r>
-        <w:t xml:space="preserve"> = new </w:t>
-      </w:r>
-      <w:proofErr w:type="spellStart"/>
-      <w:r>
-        <w:t>SubClassImpliAbstractClass</w:t>
-      </w:r>
-      <w:proofErr w:type="spellEnd"/>
-      <w:r>
-        <w:t>();</w:t>
-      </w:r>
-      <w:r>
-        <w:br/>
+        <w:t xml:space="preserve">Can </w:t>
       </w:r>
       <w:r>
         <w:rPr>
@@ -12864,7 +13334,7 @@
           <w:bCs/>
           <w:u w:val="single"/>
         </w:rPr>
-        <w:t xml:space="preserve">Can </w:t>
+        <w:t>we create</w:t>
       </w:r>
       <w:r>
         <w:rPr>
@@ -12872,7 +13342,7 @@
           <w:bCs/>
           <w:u w:val="single"/>
         </w:rPr>
-        <w:t>we create</w:t>
+        <w:t xml:space="preserve"> an ANONYMOUS class for Abstract class?</w:t>
       </w:r>
       <w:r>
         <w:rPr>
@@ -12880,7 +13350,14 @@
           <w:bCs/>
           <w:u w:val="single"/>
         </w:rPr>
-        <w:t xml:space="preserve"> an ANONYMOUS class for Abstract class?</w:t>
+        <w:br/>
+      </w:r>
+      <w:r>
+        <w:rPr>
+          <w:b/>
+          <w:bCs/>
+        </w:rPr>
+        <w:t xml:space="preserve">* </w:t>
       </w:r>
       <w:r>
         <w:rPr>
@@ -12888,6 +13365,12 @@
           <w:bCs/>
           <w:u w:val="single"/>
         </w:rPr>
+        <w:t>YES..!</w:t>
+      </w:r>
+      <w:r>
+        <w:t xml:space="preserve"> we can create an Anonymous inner class for an Abstract class.</w:t>
+      </w:r>
+      <w:r>
         <w:br/>
       </w:r>
       <w:r>
@@ -12898,34 +13381,6 @@
         <w:t xml:space="preserve">* </w:t>
       </w:r>
       <w:r>
-        <w:rPr>
-          <w:b/>
-          <w:bCs/>
-          <w:u w:val="single"/>
-        </w:rPr>
-        <w:t>YES..!</w:t>
-      </w:r>
-      <w:r>
-        <w:t xml:space="preserve"> we can create an Anonymous inner class for an Abstract class.</w:t>
-      </w:r>
-      <w:r>
-        <w:br/>
-      </w:r>
-      <w:r>
-        <w:rPr>
-          <w:b/>
-          <w:bCs/>
-        </w:rPr>
-        <w:t>*</w:t>
-      </w:r>
-      <w:r>
-        <w:rPr>
-          <w:b/>
-          <w:bCs/>
-        </w:rPr>
-        <w:t xml:space="preserve"> </w:t>
-      </w:r>
-      <w:r>
         <w:t>we ca</w:t>
       </w:r>
       <w:r>
@@ -12935,6 +13390,9 @@
         <w:br/>
       </w:r>
       <w:r>
+        <w:rPr>
+          <w:noProof/>
+        </w:rPr>
         <w:drawing>
           <wp:inline distT="0" distB="0" distL="0" distR="0" wp14:anchorId="54D67473" wp14:editId="287387CF">
             <wp:extent cx="6273053" cy="1416084"/>
@@ -13014,19 +13472,180 @@
         </w:tabs>
       </w:pPr>
       <w:r>
-        <w:br/>
-      </w:r>
-      <w:r>
-        <w:br/>
-      </w:r>
-      <w:r>
-        <w:br/>
-      </w:r>
-      <w:r>
-        <w:br/>
-      </w:r>
-      <w:r>
-        <w:lastRenderedPageBreak/>
+        <w:t xml:space="preserve">Utility package, Arrays class methods to operate on Array such as sorting, searching, compare, check equals, </w:t>
+      </w:r>
+      <w:proofErr w:type="spellStart"/>
+      <w:r>
+        <w:t>etc</w:t>
+      </w:r>
+      <w:proofErr w:type="spellEnd"/>
+      <w:r>
+        <w:t>?</w:t>
+      </w:r>
+      <w:r>
+        <w:br/>
+      </w:r>
+      <w:proofErr w:type="gramStart"/>
+      <w:r>
+        <w:rPr>
+          <w:b/>
+          <w:bCs/>
+          <w:u w:val="single"/>
+        </w:rPr>
+        <w:t>Ans:-</w:t>
+      </w:r>
+      <w:proofErr w:type="gramEnd"/>
+      <w:r>
+        <w:rPr>
+          <w:b/>
+          <w:bCs/>
+          <w:u w:val="single"/>
+        </w:rPr>
+        <w:t xml:space="preserve"> </w:t>
+      </w:r>
+      <w:r>
+        <w:t>For all the Practical programs on this check the below</w:t>
+      </w:r>
+      <w:r>
+        <w:t xml:space="preserve"> </w:t>
+      </w:r>
+      <w:r>
+        <w:t>Path</w:t>
+      </w:r>
+      <w:r>
+        <w:br/>
+      </w:r>
+      <w:r>
+        <w:rPr>
+          <w:b/>
+          <w:bCs/>
+          <w:u w:val="single"/>
+        </w:rPr>
+        <w:t>Location :-</w:t>
+      </w:r>
+      <w:r>
+        <w:t xml:space="preserve">  </w:t>
+      </w:r>
+      <w:r>
+        <w:t>S:\MOHAN_JAVA_PRACTICE\DemoPractice\src\UtilisPkgArraysClass\TestArraysSortMethod.java</w:t>
+      </w:r>
+    </w:p>
+    <w:p>
+      <w:pPr>
+        <w:pStyle w:val="ListParagraph"/>
+        <w:numPr>
+          <w:ilvl w:val="0"/>
+          <w:numId w:val="2"/>
+        </w:numPr>
+        <w:tabs>
+          <w:tab w:val="left" w:pos="1680"/>
+        </w:tabs>
+      </w:pPr>
+      <w:r>
+        <w:br/>
+        <w:t xml:space="preserve">  </w:t>
+      </w:r>
+    </w:p>
+    <w:p>
+      <w:pPr>
+        <w:pStyle w:val="ListParagraph"/>
+        <w:numPr>
+          <w:ilvl w:val="0"/>
+          <w:numId w:val="2"/>
+        </w:numPr>
+        <w:tabs>
+          <w:tab w:val="left" w:pos="1680"/>
+        </w:tabs>
+      </w:pPr>
+      <w:r>
+        <w:t xml:space="preserve">What is the diff </w:t>
+      </w:r>
+      <w:proofErr w:type="spellStart"/>
+      <w:r>
+        <w:t>B</w:t>
+      </w:r>
+      <w:r>
+        <w:t>twn</w:t>
+      </w:r>
+      <w:proofErr w:type="spellEnd"/>
+      <w:r>
+        <w:t xml:space="preserve"> </w:t>
+      </w:r>
+      <w:r>
+        <w:rPr>
+          <w:b/>
+          <w:bCs/>
+        </w:rPr>
+        <w:t xml:space="preserve">STRING CONSTANT POOL </w:t>
+      </w:r>
+      <w:r>
+        <w:t>and</w:t>
+      </w:r>
+      <w:r>
+        <w:rPr>
+          <w:b/>
+          <w:bCs/>
+        </w:rPr>
+        <w:t xml:space="preserve"> Heap Memory</w:t>
+      </w:r>
+      <w:r>
+        <w:t>?</w:t>
+      </w:r>
+      <w:r>
+        <w:br/>
+      </w:r>
+    </w:p>
+    <w:p>
+      <w:pPr>
+        <w:pStyle w:val="ListParagraph"/>
+        <w:numPr>
+          <w:ilvl w:val="0"/>
+          <w:numId w:val="2"/>
+        </w:numPr>
+        <w:tabs>
+          <w:tab w:val="left" w:pos="1680"/>
+        </w:tabs>
+      </w:pPr>
+      <w:r>
+        <w:t xml:space="preserve">What is </w:t>
+      </w:r>
+      <w:r>
+        <w:rPr>
+          <w:b/>
+          <w:bCs/>
+        </w:rPr>
+        <w:t>HEAP MEMORY</w:t>
+      </w:r>
+      <w:r>
+        <w:t xml:space="preserve"> and what are the </w:t>
+      </w:r>
+      <w:r>
+        <w:rPr>
+          <w:b/>
+          <w:bCs/>
+        </w:rPr>
+        <w:t>MEMORY STORAGE LOCATION WE HAVE IN JAVA</w:t>
+      </w:r>
+      <w:r>
+        <w:rPr>
+          <w:b/>
+          <w:bCs/>
+        </w:rPr>
+        <w:t>?</w:t>
+      </w:r>
+      <w:r>
+        <w:br/>
+      </w:r>
+      <w:r>
+        <w:br/>
+      </w:r>
+      <w:r>
+        <w:br/>
+      </w:r>
+      <w:r>
+        <w:br/>
+      </w:r>
+      <w:r>
         <w:br/>
       </w:r>
     </w:p>
@@ -13050,7 +13669,7 @@
 </file>
 
 <file path=word/numbering.xml><?xml version="1.0" encoding="utf-8"?>
-<w:numbering xmlns:wpc="http://schemas.microsoft.com/office/word/2010/wordprocessingCanvas" xmlns:cx="http://schemas.microsoft.com/office/drawing/2014/chartex" xmlns:cx1="http://schemas.microsoft.com/office/drawing/2015/9/8/chartex" xmlns:cx2="http://schemas.microsoft.com/office/drawing/2015/10/21/chartex" xmlns:cx3="http://schemas.microsoft.com/office/drawing/2016/5/9/chartex" xmlns:cx4="http://schemas.microsoft.com/office/drawing/2016/5/10/chartex" xmlns:cx5="http://schemas.microsoft.com/office/drawing/2016/5/11/chartex" xmlns:cx6="http://schemas.microsoft.com/office/drawing/2016/5/12/chartex" xmlns:cx7="http://schemas.microsoft.com/office/drawing/2016/5/13/chartex" xmlns:cx8="http://schemas.microsoft.com/office/drawing/2016/5/14/chartex" xmlns:mc="http://schemas.openxmlformats.org/markup-compatibility/2006" xmlns:aink="http://schemas.microsoft.com/office/drawing/2016/ink" xmlns:am3d="http://schemas.microsoft.com/office/drawing/2017/model3d" xmlns:o="urn:schemas-microsoft-com:office:office" xmlns:oel="http://schemas.microsoft.com/office/2019/extlst" xmlns:r="http://schemas.openxmlformats.org/officeDocument/2006/relationships" xmlns:m="http://schemas.openxmlformats.org/officeDocument/2006/math" xmlns:v="urn:schemas-microsoft-com:vml" xmlns:wp14="http://schemas.microsoft.com/office/word/2010/wordprocessingDrawing" xmlns:wp="http://schemas.openxmlformats.org/drawingml/2006/wordprocessingDrawing" xmlns:w10="urn:schemas-microsoft-com:office:word" xmlns:w="http://schemas.openxmlformats.org/wordprocessingml/2006/main" xmlns:w14="http://schemas.microsoft.com/office/word/2010/wordml" xmlns:w15="http://schemas.microsoft.com/office/word/2012/wordml" xmlns:w16cex="http://schemas.microsoft.com/office/word/2018/wordml/cex" xmlns:w16cid="http://schemas.microsoft.com/office/word/2016/wordml/cid" xmlns:w16="http://schemas.microsoft.com/office/word/2018/wordml" xmlns:w16sdtdh="http://schemas.microsoft.com/office/word/2020/wordml/sdtdatahash" xmlns:w16se="http://schemas.microsoft.com/office/word/2015/wordml/symex" xmlns:wpg="http://schemas.microsoft.com/office/word/2010/wordprocessingGroup" xmlns:wpi="http://schemas.microsoft.com/office/word/2010/wordprocessingInk" xmlns:wne="http://schemas.microsoft.com/office/word/2006/wordml" xmlns:wps="http://schemas.microsoft.com/office/word/2010/wordprocessingShape" mc:Ignorable="w14 w15 w16se w16cid w16 w16cex w16sdtdh wp14">
+<w:numbering xmlns:wpc="http://schemas.microsoft.com/office/word/2010/wordprocessingCanvas" xmlns:cx="http://schemas.microsoft.com/office/drawing/2014/chartex" xmlns:cx1="http://schemas.microsoft.com/office/drawing/2015/9/8/chartex" xmlns:cx2="http://schemas.microsoft.com/office/drawing/2015/10/21/chartex" xmlns:cx3="http://schemas.microsoft.com/office/drawing/2016/5/9/chartex" xmlns:cx4="http://schemas.microsoft.com/office/drawing/2016/5/10/chartex" xmlns:cx5="http://schemas.microsoft.com/office/drawing/2016/5/11/chartex" xmlns:cx6="http://schemas.microsoft.com/office/drawing/2016/5/12/chartex" xmlns:cx7="http://schemas.microsoft.com/office/drawing/2016/5/13/chartex" xmlns:cx8="http://schemas.microsoft.com/office/drawing/2016/5/14/chartex" xmlns:mc="http://schemas.openxmlformats.org/markup-compatibility/2006" xmlns:aink="http://schemas.microsoft.com/office/drawing/2016/ink" xmlns:am3d="http://schemas.microsoft.com/office/drawing/2017/model3d" xmlns:o="urn:schemas-microsoft-com:office:office" xmlns:oel="http://schemas.microsoft.com/office/2019/extlst" xmlns:r="http://schemas.openxmlformats.org/officeDocument/2006/relationships" xmlns:m="http://schemas.openxmlformats.org/officeDocument/2006/math" xmlns:v="urn:schemas-microsoft-com:vml" xmlns:wp14="http://schemas.microsoft.com/office/word/2010/wordprocessingDrawing" xmlns:wp="http://schemas.openxmlformats.org/drawingml/2006/wordprocessingDrawing" xmlns:w10="urn:schemas-microsoft-com:office:word" xmlns:w="http://schemas.openxmlformats.org/wordprocessingml/2006/main" xmlns:w14="http://schemas.microsoft.com/office/word/2010/wordml" xmlns:w15="http://schemas.microsoft.com/office/word/2012/wordml" xmlns:w16cex="http://schemas.microsoft.com/office/word/2018/wordml/cex" xmlns:w16cid="http://schemas.microsoft.com/office/word/2016/wordml/cid" xmlns:w16="http://schemas.microsoft.com/office/word/2018/wordml" xmlns:w16du="http://schemas.microsoft.com/office/word/2023/wordml/word16du" xmlns:w16sdtdh="http://schemas.microsoft.com/office/word/2020/wordml/sdtdatahash" xmlns:w16se="http://schemas.microsoft.com/office/word/2015/wordml/symex" xmlns:wpg="http://schemas.microsoft.com/office/word/2010/wordprocessingGroup" xmlns:wpi="http://schemas.microsoft.com/office/word/2010/wordprocessingInk" xmlns:wne="http://schemas.microsoft.com/office/word/2006/wordml" xmlns:wps="http://schemas.microsoft.com/office/word/2010/wordprocessingShape" mc:Ignorable="w14 w15 w16se w16cid w16 w16cex w16sdtdh w16du wp14">
   <w:abstractNum w:abstractNumId="0" w15:restartNumberingAfterBreak="0">
     <w:nsid w:val="226535DC"/>
     <w:multiLevelType w:val="hybridMultilevel"/>
@@ -13357,7 +13976,7 @@
 </file>
 
 <file path=word/styles.xml><?xml version="1.0" encoding="utf-8"?>
-<w:styles xmlns:mc="http://schemas.openxmlformats.org/markup-compatibility/2006" xmlns:r="http://schemas.openxmlformats.org/officeDocument/2006/relationships" xmlns:w="http://schemas.openxmlformats.org/wordprocessingml/2006/main" xmlns:w14="http://schemas.microsoft.com/office/word/2010/wordml" xmlns:w15="http://schemas.microsoft.com/office/word/2012/wordml" xmlns:w16cex="http://schemas.microsoft.com/office/word/2018/wordml/cex" xmlns:w16cid="http://schemas.microsoft.com/office/word/2016/wordml/cid" xmlns:w16="http://schemas.microsoft.com/office/word/2018/wordml" xmlns:w16sdtdh="http://schemas.microsoft.com/office/word/2020/wordml/sdtdatahash" xmlns:w16se="http://schemas.microsoft.com/office/word/2015/wordml/symex" mc:Ignorable="w14 w15 w16se w16cid w16 w16cex w16sdtdh">
+<w:styles xmlns:mc="http://schemas.openxmlformats.org/markup-compatibility/2006" xmlns:r="http://schemas.openxmlformats.org/officeDocument/2006/relationships" xmlns:w="http://schemas.openxmlformats.org/wordprocessingml/2006/main" xmlns:w14="http://schemas.microsoft.com/office/word/2010/wordml" xmlns:w15="http://schemas.microsoft.com/office/word/2012/wordml" xmlns:w16cex="http://schemas.microsoft.com/office/word/2018/wordml/cex" xmlns:w16cid="http://schemas.microsoft.com/office/word/2016/wordml/cid" xmlns:w16="http://schemas.microsoft.com/office/word/2018/wordml" xmlns:w16du="http://schemas.microsoft.com/office/word/2023/wordml/word16du" xmlns:w16sdtdh="http://schemas.microsoft.com/office/word/2020/wordml/sdtdatahash" xmlns:w16se="http://schemas.microsoft.com/office/word/2015/wordml/symex" mc:Ignorable="w14 w15 w16se w16cid w16 w16cex w16sdtdh w16du">
   <w:docDefaults>
     <w:rPrDefault>
       <w:rPr>

--- a/JAVA_INTERVIEW_QUESTIONS_WITH_ANSWER_EXPLAINED.docx
+++ b/JAVA_INTERVIEW_QUESTIONS_WITH_ANSWER_EXPLAINED.docx
@@ -24,21 +24,8 @@
           <w:szCs w:val="40"/>
           <w:u w:val="single"/>
         </w:rPr>
-        <w:t xml:space="preserve">CORE JAVA INTERVIEW QUESTIONS WITH </w:t>
-      </w:r>
-      <w:proofErr w:type="gramStart"/>
-      <w:r>
-        <w:rPr>
-          <w:rFonts w:ascii="Cambria" w:hAnsi="Cambria"/>
-          <w:b/>
-          <w:bCs/>
-          <w:sz w:val="40"/>
-          <w:szCs w:val="40"/>
-          <w:u w:val="single"/>
-        </w:rPr>
-        <w:t>ANSWERS:-</w:t>
-      </w:r>
-      <w:proofErr w:type="gramEnd"/>
+        <w:t>CORE JAVA INTERVIEW QUESTIONS WITH ANSWERS:-</w:t>
+      </w:r>
     </w:p>
     <w:p>
       <w:pPr>
@@ -76,11 +63,9 @@
       <w:pPr>
         <w:pStyle w:val="ListParagraph"/>
       </w:pPr>
-      <w:proofErr w:type="gramStart"/>
       <w:r>
         <w:t>Ans:-</w:t>
       </w:r>
-      <w:proofErr w:type="gramEnd"/>
     </w:p>
     <w:p>
       <w:pPr>
@@ -226,7 +211,6 @@
             <w:r>
               <w:t xml:space="preserve">Final is a keyword in java, which is used to represent a </w:t>
             </w:r>
-            <w:proofErr w:type="gramStart"/>
             <w:r>
               <w:rPr>
                 <w:b/>
@@ -248,7 +232,6 @@
               </w:rPr>
               <w:t>s</w:t>
             </w:r>
-            <w:proofErr w:type="gramEnd"/>
             <w:r>
               <w:t xml:space="preserve"> in </w:t>
             </w:r>
@@ -295,11 +278,9 @@
             <w:r>
               <w:t xml:space="preserve"> but </w:t>
             </w:r>
-            <w:proofErr w:type="spellStart"/>
             <w:r>
               <w:t>can not</w:t>
             </w:r>
-            <w:proofErr w:type="spellEnd"/>
             <w:r>
               <w:t xml:space="preserve"> be used </w:t>
             </w:r>
@@ -370,15 +351,7 @@
               <w:t>variable is declared with static</w:t>
             </w:r>
             <w:r>
-              <w:t xml:space="preserve"> </w:t>
-            </w:r>
-            <w:proofErr w:type="gramStart"/>
-            <w:r>
-              <w:t>keyword</w:t>
-            </w:r>
-            <w:proofErr w:type="gramEnd"/>
-            <w:r>
-              <w:t xml:space="preserve"> we </w:t>
+              <w:t xml:space="preserve"> keyword we </w:t>
             </w:r>
             <w:r>
               <w:t>can override the value associated</w:t>
@@ -413,31 +386,14 @@
               <w:t>variable is declared with final</w:t>
             </w:r>
             <w:r>
-              <w:t xml:space="preserve"> </w:t>
-            </w:r>
-            <w:proofErr w:type="gramStart"/>
-            <w:r>
-              <w:t>keyword</w:t>
-            </w:r>
-            <w:proofErr w:type="gramEnd"/>
-            <w:r>
-              <w:t xml:space="preserve"> we </w:t>
-            </w:r>
-            <w:proofErr w:type="spellStart"/>
+              <w:t xml:space="preserve"> keyword we </w:t>
+            </w:r>
             <w:r>
               <w:rPr>
                 <w:b/>
                 <w:bCs/>
               </w:rPr>
-              <w:t>can not</w:t>
-            </w:r>
-            <w:proofErr w:type="spellEnd"/>
-            <w:r>
-              <w:rPr>
-                <w:b/>
-                <w:bCs/>
-              </w:rPr>
-              <w:t xml:space="preserve"> override the value associated</w:t>
+              <w:t>can not override the value associated</w:t>
             </w:r>
             <w:r>
               <w:t xml:space="preserve"> with that variable.</w:t>
@@ -1371,18 +1327,8 @@
           <w:bCs/>
           <w:u w:val="single"/>
         </w:rPr>
-        <w:t xml:space="preserve">OUTPUT WILL </w:t>
-      </w:r>
-      <w:proofErr w:type="gramStart"/>
-      <w:r>
-        <w:rPr>
-          <w:b/>
-          <w:bCs/>
-          <w:u w:val="single"/>
-        </w:rPr>
-        <w:t>BE:-</w:t>
-      </w:r>
-      <w:proofErr w:type="gramEnd"/>
+        <w:t>OUTPUT WILL BE:-</w:t>
+      </w:r>
     </w:p>
     <w:p>
       <w:pPr>
@@ -1487,7 +1433,6 @@
       <w:r>
         <w:br/>
       </w:r>
-      <w:proofErr w:type="gramStart"/>
       <w:r>
         <w:rPr>
           <w:b/>
@@ -1496,7 +1441,6 @@
         </w:rPr>
         <w:t>Ans:-</w:t>
       </w:r>
-      <w:proofErr w:type="gramEnd"/>
       <w:r>
         <w:t xml:space="preserve"> </w:t>
       </w:r>
@@ -1520,7 +1464,6 @@
       <w:r>
         <w:t xml:space="preserve"> the static variable using Object reference, As shown in below </w:t>
       </w:r>
-      <w:proofErr w:type="gramStart"/>
       <w:r>
         <w:rPr>
           <w:b/>
@@ -1529,11 +1472,7 @@
         <w:t>Example</w:t>
       </w:r>
       <w:r>
-        <w:t>:-</w:t>
-      </w:r>
-      <w:proofErr w:type="gramEnd"/>
-      <w:r>
-        <w:t xml:space="preserve"> </w:t>
+        <w:t xml:space="preserve">:- </w:t>
       </w:r>
       <w:r>
         <w:br/>
@@ -1620,7 +1559,6 @@
           <w:bCs/>
         </w:rPr>
       </w:pPr>
-      <w:proofErr w:type="gramStart"/>
       <w:r>
         <w:rPr>
           <w:b/>
@@ -1629,7 +1567,6 @@
         <w:lastRenderedPageBreak/>
         <w:t>OUTPUT:-</w:t>
       </w:r>
-      <w:proofErr w:type="gramEnd"/>
       <w:r>
         <w:rPr>
           <w:b/>
@@ -1741,14 +1678,7 @@
       </w:r>
       <w:r>
         <w:br/>
-      </w:r>
-      <w:proofErr w:type="gramStart"/>
-      <w:r>
-        <w:t>Ans:-</w:t>
-      </w:r>
-      <w:proofErr w:type="gramEnd"/>
-      <w:r>
-        <w:t xml:space="preserve"> we use if-else conditional statements </w:t>
+        <w:t xml:space="preserve">Ans:- we use if-else conditional statements </w:t>
       </w:r>
       <w:r>
         <w:rPr>
@@ -1839,15 +1769,7 @@
       </w:r>
       <w:r>
         <w:br/>
-        <w:t xml:space="preserve">          * Demon thread is a supporting thread </w:t>
-      </w:r>
-      <w:proofErr w:type="spellStart"/>
-      <w:r>
-        <w:t>ie</w:t>
-      </w:r>
-      <w:proofErr w:type="spellEnd"/>
-      <w:r>
-        <w:t>:- demon thread provides support</w:t>
+        <w:t xml:space="preserve">          * Demon thread is a supporting thread ie:- demon thread provides support</w:t>
       </w:r>
       <w:r>
         <w:t xml:space="preserve"> (Service)</w:t>
@@ -1857,34 +1779,21 @@
       </w:r>
       <w:r>
         <w:br/>
-        <w:t xml:space="preserve">           * Life of a (Scope of a) Demon thread is -&gt; when all the user thread is died JVM will automatically kills the Demon thread (</w:t>
-      </w:r>
-      <w:proofErr w:type="spellStart"/>
-      <w:r>
-        <w:t>b</w:t>
+        <w:t xml:space="preserve">           * Life of a (Scope of a) Demon thread is -&gt; when all the user thread is died JVM will automatically kills the Demon thread (b</w:t>
       </w:r>
       <w:r>
         <w:t>c</w:t>
       </w:r>
       <w:r>
-        <w:t>z</w:t>
-      </w:r>
-      <w:proofErr w:type="spellEnd"/>
-      <w:r>
-        <w:t xml:space="preserve"> it’s just a supporting thread to all the user created thread).</w:t>
+        <w:t>z it’s just a supporting thread to all the user created thread).</w:t>
       </w:r>
       <w:r>
         <w:br/>
         <w:t xml:space="preserve">           *  </w:t>
       </w:r>
       <w:r>
-        <w:t xml:space="preserve">Demon thread will provide support for user thread by performing task like (Garbage collector/ finalize method invoking/… </w:t>
-      </w:r>
-      <w:proofErr w:type="spellStart"/>
-      <w:r>
-        <w:t>etc</w:t>
-      </w:r>
-      <w:proofErr w:type="spellEnd"/>
+        <w:t>Demon thread will provide support for user thread by performing task like (Garbage collector/ finalize method invoking/… etc</w:t>
+      </w:r>
       <w:r>
         <w:t>!</w:t>
       </w:r>
@@ -1908,12 +1817,8 @@
       </w:r>
       <w:r>
         <w:br/>
-      </w:r>
-      <w:proofErr w:type="gramStart"/>
-      <w:r>
         <w:t>Ans:-</w:t>
       </w:r>
-      <w:proofErr w:type="gramEnd"/>
       <w:r>
         <w:t xml:space="preserve"> 1. Inheritance -&gt; (Extends &amp; Implements)</w:t>
       </w:r>
@@ -1985,7 +1890,6 @@
       <w:r>
         <w:br/>
       </w:r>
-      <w:proofErr w:type="gramStart"/>
       <w:r>
         <w:rPr>
           <w:b/>
@@ -1993,7 +1897,6 @@
         </w:rPr>
         <w:t>Ans:-</w:t>
       </w:r>
-      <w:proofErr w:type="gramEnd"/>
       <w:r>
         <w:t xml:space="preserve"> No, we can</w:t>
       </w:r>
@@ -2001,15 +1904,7 @@
         <w:t>’</w:t>
       </w:r>
       <w:r>
-        <w:t>t use both keywords outside the loop or switch statements, it will give compile time error (</w:t>
-      </w:r>
-      <w:proofErr w:type="spellStart"/>
-      <w:r>
-        <w:t>ie</w:t>
-      </w:r>
-      <w:proofErr w:type="spellEnd"/>
-      <w:r>
-        <w:t>:- Syntax error)</w:t>
+        <w:t>t use both keywords outside the loop or switch statements, it will give compile time error (ie:- Syntax error)</w:t>
       </w:r>
     </w:p>
     <w:p>
@@ -2071,21 +1966,12 @@
         <w:br/>
         <w:t xml:space="preserve">-&gt; We can set the priority of a thread using thread class method called -&gt; </w:t>
       </w:r>
-      <w:proofErr w:type="spellStart"/>
-      <w:r>
-        <w:rPr>
-          <w:b/>
-          <w:bCs/>
-        </w:rPr>
-        <w:t>th.setPriority</w:t>
-      </w:r>
-      <w:proofErr w:type="spellEnd"/>
-      <w:r>
-        <w:rPr>
-          <w:b/>
-          <w:bCs/>
-        </w:rPr>
-        <w:t>(int number);</w:t>
+      <w:r>
+        <w:rPr>
+          <w:b/>
+          <w:bCs/>
+        </w:rPr>
+        <w:t>th.setPriority(int number);</w:t>
       </w:r>
       <w:r>
         <w:rPr>
@@ -2097,7 +1983,6 @@
       <w:r>
         <w:t xml:space="preserve">-&gt; We can get the priority of a thread using thread class method called -&gt; </w:t>
       </w:r>
-      <w:proofErr w:type="spellStart"/>
       <w:r>
         <w:rPr>
           <w:b/>
@@ -2117,15 +2002,7 @@
           <w:b/>
           <w:bCs/>
         </w:rPr>
-        <w:t>etPriority</w:t>
-      </w:r>
-      <w:proofErr w:type="spellEnd"/>
-      <w:r>
-        <w:rPr>
-          <w:b/>
-          <w:bCs/>
-        </w:rPr>
-        <w:t>();</w:t>
+        <w:t>etPriority();</w:t>
       </w:r>
     </w:p>
     <w:p>
@@ -2145,7 +2022,6 @@
       <w:r>
         <w:br/>
       </w:r>
-      <w:proofErr w:type="gramStart"/>
       <w:r>
         <w:rPr>
           <w:b/>
@@ -2153,7 +2029,6 @@
         </w:rPr>
         <w:t>Ans:-</w:t>
       </w:r>
-      <w:proofErr w:type="gramEnd"/>
       <w:r>
         <w:t xml:space="preserve"> </w:t>
       </w:r>
@@ -2265,15 +2140,7 @@
           </w:tcPr>
           <w:p>
             <w:r>
-              <w:t xml:space="preserve">It’s a Runtime </w:t>
-            </w:r>
-            <w:proofErr w:type="spellStart"/>
-            <w:r>
-              <w:t>envi</w:t>
-            </w:r>
-            <w:proofErr w:type="spellEnd"/>
-            <w:r>
-              <w:t xml:space="preserve"> to java applications</w:t>
+              <w:t>It’s a Runtime envi to java applications</w:t>
             </w:r>
             <w:r>
               <w:t>.</w:t>
@@ -2382,23 +2249,7 @@
           </w:tcPr>
           <w:p>
             <w:r>
-              <w:t xml:space="preserve">Dev tool </w:t>
-            </w:r>
-            <w:proofErr w:type="gramStart"/>
-            <w:r>
-              <w:t>are</w:t>
-            </w:r>
-            <w:proofErr w:type="gramEnd"/>
-            <w:r>
-              <w:t xml:space="preserve"> like compiler, Debugger, </w:t>
-            </w:r>
-            <w:proofErr w:type="spellStart"/>
-            <w:r>
-              <w:t>Etc</w:t>
-            </w:r>
-            <w:proofErr w:type="spellEnd"/>
-            <w:r>
-              <w:t>…!</w:t>
+              <w:t>Dev tool are like compiler, Debugger, Etc…!</w:t>
             </w:r>
           </w:p>
         </w:tc>
@@ -2725,14 +2576,7 @@
       </w:r>
       <w:r>
         <w:br/>
-      </w:r>
-      <w:proofErr w:type="gramStart"/>
-      <w:r>
-        <w:t>Ans:-</w:t>
-      </w:r>
-      <w:proofErr w:type="gramEnd"/>
-      <w:r>
-        <w:t xml:space="preserve"> </w:t>
+        <w:t xml:space="preserve">Ans:- </w:t>
       </w:r>
       <w:r>
         <w:t>wrapper classes are nothing but the Object wrapper’s which contains a primitive data types.</w:t>
@@ -2761,7 +2605,6 @@
       <w:r>
         <w:t xml:space="preserve"> present in </w:t>
       </w:r>
-      <w:proofErr w:type="spellStart"/>
       <w:r>
         <w:rPr>
           <w:b/>
@@ -2769,7 +2612,6 @@
         </w:rPr>
         <w:t>java.lang</w:t>
       </w:r>
-      <w:proofErr w:type="spellEnd"/>
       <w:r>
         <w:t xml:space="preserve"> package</w:t>
       </w:r>
@@ -2836,15 +2678,7 @@
         <w:t xml:space="preserve"> </w:t>
       </w:r>
       <w:r>
-        <w:t xml:space="preserve">(or </w:t>
-      </w:r>
-      <w:proofErr w:type="spellStart"/>
-      <w:r>
-        <w:t>InOther</w:t>
-      </w:r>
-      <w:proofErr w:type="spellEnd"/>
-      <w:r>
-        <w:t xml:space="preserve"> words)</w:t>
+        <w:t>(or InOther words)</w:t>
       </w:r>
       <w:r>
         <w:t xml:space="preserve"> </w:t>
@@ -2891,15 +2725,7 @@
         <w:t>extends</w:t>
       </w:r>
       <w:r>
-        <w:t xml:space="preserve"> </w:t>
-      </w:r>
-      <w:proofErr w:type="spellStart"/>
-      <w:r>
-        <w:t>KeyWord</w:t>
-      </w:r>
-      <w:proofErr w:type="spellEnd"/>
-      <w:r>
-        <w:t>.</w:t>
+        <w:t xml:space="preserve"> KeyWord.</w:t>
       </w:r>
       <w:r>
         <w:br/>
@@ -3361,17 +3187,8 @@
           <w:b/>
           <w:bCs/>
         </w:rPr>
-        <w:t xml:space="preserve">According to our assumption, since java supports multiple inheritance, in above example we are trying to inherit both DimondPrblm1 and DimondPrblm2 in </w:t>
-      </w:r>
-      <w:proofErr w:type="spellStart"/>
-      <w:r>
-        <w:rPr>
-          <w:b/>
-          <w:bCs/>
-        </w:rPr>
-        <w:t>DimondProblemInJavaSubClass</w:t>
-      </w:r>
-      <w:proofErr w:type="spellEnd"/>
+        <w:t>According to our assumption, since java supports multiple inheritance, in above example we are trying to inherit both DimondPrblm1 and DimondPrblm2 in DimondProblemInJavaSubClass</w:t>
+      </w:r>
       <w:r>
         <w:rPr>
           <w:b/>
@@ -4291,7 +4108,6 @@
       <w:r>
         <w:br/>
       </w:r>
-      <w:proofErr w:type="gramStart"/>
       <w:r>
         <w:rPr>
           <w:b/>
@@ -4300,7 +4116,6 @@
         </w:rPr>
         <w:t>ANS:-</w:t>
       </w:r>
-      <w:proofErr w:type="gramEnd"/>
       <w:r>
         <w:t xml:space="preserve"> </w:t>
       </w:r>
@@ -4428,7 +4243,6 @@
       <w:r>
         <w:t xml:space="preserve"> vs </w:t>
       </w:r>
-      <w:proofErr w:type="spellStart"/>
       <w:r>
         <w:rPr>
           <w:b/>
@@ -4436,7 +4250,6 @@
         </w:rPr>
         <w:t>StringBuffer</w:t>
       </w:r>
-      <w:proofErr w:type="spellEnd"/>
       <w:r>
         <w:t xml:space="preserve"> vs </w:t>
       </w:r>
@@ -4605,64 +4418,7 @@
                 <w:sz w:val="16"/>
                 <w:szCs w:val="16"/>
               </w:rPr>
-              <w:t>(</w:t>
-            </w:r>
-            <w:proofErr w:type="spellStart"/>
-            <w:proofErr w:type="gramStart"/>
-            <w:r>
-              <w:rPr>
-                <w:sz w:val="16"/>
-                <w:szCs w:val="16"/>
-              </w:rPr>
-              <w:t>ie</w:t>
-            </w:r>
-            <w:proofErr w:type="spellEnd"/>
-            <w:r>
-              <w:rPr>
-                <w:sz w:val="16"/>
-                <w:szCs w:val="16"/>
-              </w:rPr>
-              <w:t>:-</w:t>
-            </w:r>
-            <w:proofErr w:type="gramEnd"/>
-            <w:r>
-              <w:rPr>
-                <w:sz w:val="16"/>
-                <w:szCs w:val="16"/>
-              </w:rPr>
-              <w:t xml:space="preserve"> if a String (literal) is declared with variable s1 (String s1 = "</w:t>
-            </w:r>
-            <w:proofErr w:type="spellStart"/>
-            <w:r>
-              <w:rPr>
-                <w:sz w:val="16"/>
-                <w:szCs w:val="16"/>
-              </w:rPr>
-              <w:t>abc</w:t>
-            </w:r>
-            <w:proofErr w:type="spellEnd"/>
-            <w:r>
-              <w:rPr>
-                <w:sz w:val="16"/>
-                <w:szCs w:val="16"/>
-              </w:rPr>
-              <w:t>";) and if we try to change it using -&gt; s1 = s1+"xyz"; this will not happen and s1 will remain as "</w:t>
-            </w:r>
-            <w:proofErr w:type="spellStart"/>
-            <w:r>
-              <w:rPr>
-                <w:sz w:val="16"/>
-                <w:szCs w:val="16"/>
-              </w:rPr>
-              <w:t>abc</w:t>
-            </w:r>
-            <w:proofErr w:type="spellEnd"/>
-            <w:r>
-              <w:rPr>
-                <w:sz w:val="16"/>
-                <w:szCs w:val="16"/>
-              </w:rPr>
-              <w:t xml:space="preserve">" only due to its </w:t>
+              <w:t xml:space="preserve">(ie:- if a String (literal) is declared with variable s1 (String s1 = "abc";) and if we try to change it using -&gt; s1 = s1+"xyz"; this will not happen and s1 will remain as "abc" only due to its </w:t>
             </w:r>
             <w:r>
               <w:rPr>
@@ -4841,23 +4597,7 @@
                 <w:sz w:val="18"/>
                 <w:szCs w:val="18"/>
               </w:rPr>
-              <w:t>(</w:t>
-            </w:r>
-            <w:proofErr w:type="spellStart"/>
-            <w:r>
-              <w:rPr>
-                <w:sz w:val="18"/>
-                <w:szCs w:val="18"/>
-              </w:rPr>
-              <w:t>ie</w:t>
-            </w:r>
-            <w:proofErr w:type="spellEnd"/>
-            <w:r>
-              <w:rPr>
-                <w:sz w:val="18"/>
-                <w:szCs w:val="18"/>
-              </w:rPr>
-              <w:t xml:space="preserve">: Only one thread can act </w:t>
+              <w:t xml:space="preserve">(ie: Only one thread can act </w:t>
             </w:r>
             <w:r>
               <w:rPr>
@@ -4900,21 +4640,12 @@
               </w:tabs>
               <w:jc w:val="center"/>
             </w:pPr>
-            <w:proofErr w:type="spellStart"/>
             <w:r>
               <w:rPr>
                 <w:b/>
                 <w:bCs/>
               </w:rPr>
-              <w:t>StringBuffer</w:t>
-            </w:r>
-            <w:proofErr w:type="spellEnd"/>
-            <w:r>
-              <w:rPr>
-                <w:b/>
-                <w:bCs/>
-              </w:rPr>
-              <w:t xml:space="preserve"> Objects are thread safe in nature</w:t>
+              <w:t>StringBuffer Objects are thread safe in nature</w:t>
             </w:r>
             <w:r>
               <w:t xml:space="preserve"> </w:t>
@@ -4924,23 +4655,7 @@
                 <w:sz w:val="18"/>
                 <w:szCs w:val="18"/>
               </w:rPr>
-              <w:t>(</w:t>
-            </w:r>
-            <w:proofErr w:type="spellStart"/>
-            <w:r>
-              <w:rPr>
-                <w:sz w:val="18"/>
-                <w:szCs w:val="18"/>
-              </w:rPr>
-              <w:t>ie</w:t>
-            </w:r>
-            <w:proofErr w:type="spellEnd"/>
-            <w:r>
-              <w:rPr>
-                <w:sz w:val="18"/>
-                <w:szCs w:val="18"/>
-              </w:rPr>
-              <w:t>: Only one thread can act at a time on any String Objects)</w:t>
+              <w:t>(ie: Only one thread can act at a time on any String Objects)</w:t>
             </w:r>
           </w:p>
         </w:tc>
@@ -4981,23 +4696,7 @@
                 <w:sz w:val="18"/>
                 <w:szCs w:val="18"/>
               </w:rPr>
-              <w:t>(</w:t>
-            </w:r>
-            <w:proofErr w:type="spellStart"/>
-            <w:r>
-              <w:rPr>
-                <w:sz w:val="18"/>
-                <w:szCs w:val="18"/>
-              </w:rPr>
-              <w:t>ie</w:t>
-            </w:r>
-            <w:proofErr w:type="spellEnd"/>
-            <w:r>
-              <w:rPr>
-                <w:sz w:val="18"/>
-                <w:szCs w:val="18"/>
-              </w:rPr>
-              <w:t xml:space="preserve">: </w:t>
+              <w:t xml:space="preserve">(ie: </w:t>
             </w:r>
             <w:r>
               <w:rPr>
@@ -5049,21 +4748,12 @@
                 <w:bCs/>
               </w:rPr>
             </w:pPr>
-            <w:proofErr w:type="spellStart"/>
             <w:r>
               <w:rPr>
                 <w:b/>
                 <w:bCs/>
               </w:rPr>
-              <w:t>StringBuffer</w:t>
-            </w:r>
-            <w:proofErr w:type="spellEnd"/>
-            <w:r>
-              <w:rPr>
-                <w:b/>
-                <w:bCs/>
-              </w:rPr>
-              <w:t xml:space="preserve"> is slower when compared to Builder</w:t>
+              <w:t>StringBuffer is slower when compared to Builder</w:t>
             </w:r>
           </w:p>
         </w:tc>
@@ -5132,30 +4822,12 @@
             <w:r>
               <w:t>(</w:t>
             </w:r>
-            <w:proofErr w:type="spellStart"/>
-            <w:proofErr w:type="gramStart"/>
             <w:r>
               <w:rPr>
                 <w:sz w:val="18"/>
                 <w:szCs w:val="18"/>
               </w:rPr>
-              <w:t>ie</w:t>
-            </w:r>
-            <w:proofErr w:type="spellEnd"/>
-            <w:r>
-              <w:rPr>
-                <w:sz w:val="18"/>
-                <w:szCs w:val="18"/>
-              </w:rPr>
-              <w:t>:-</w:t>
-            </w:r>
-            <w:proofErr w:type="gramEnd"/>
-            <w:r>
-              <w:rPr>
-                <w:sz w:val="18"/>
-                <w:szCs w:val="18"/>
-              </w:rPr>
-              <w:t xml:space="preserve"> </w:t>
+              <w:t xml:space="preserve">ie:- </w:t>
             </w:r>
             <w:r>
               <w:rPr>
@@ -5196,37 +4868,17 @@
                 <w:b/>
                 <w:bCs/>
               </w:rPr>
-              <w:t xml:space="preserve">When to use </w:t>
-            </w:r>
-            <w:proofErr w:type="spellStart"/>
-            <w:proofErr w:type="gramStart"/>
-            <w:r>
-              <w:rPr>
-                <w:b/>
-                <w:bCs/>
-              </w:rPr>
-              <w:t>StringBuffer</w:t>
-            </w:r>
-            <w:proofErr w:type="spellEnd"/>
+              <w:t>When to use StringBuffer</w:t>
+            </w:r>
             <w:r>
               <w:t>(</w:t>
             </w:r>
-            <w:proofErr w:type="spellStart"/>
-            <w:proofErr w:type="gramEnd"/>
             <w:r>
               <w:rPr>
                 <w:sz w:val="18"/>
                 <w:szCs w:val="18"/>
               </w:rPr>
-              <w:t>ie</w:t>
-            </w:r>
-            <w:proofErr w:type="spellEnd"/>
-            <w:r>
-              <w:rPr>
-                <w:sz w:val="18"/>
-                <w:szCs w:val="18"/>
-              </w:rPr>
-              <w:t xml:space="preserve">:- if </w:t>
+              <w:t xml:space="preserve">ie:- if </w:t>
             </w:r>
             <w:r>
               <w:rPr>
@@ -5254,23 +4906,7 @@
                 <w:sz w:val="18"/>
                 <w:szCs w:val="18"/>
               </w:rPr>
-              <w:t xml:space="preserve"> thread safe then go for </w:t>
-            </w:r>
-            <w:proofErr w:type="spellStart"/>
-            <w:r>
-              <w:rPr>
-                <w:sz w:val="18"/>
-                <w:szCs w:val="18"/>
-              </w:rPr>
-              <w:t>StringBuffer</w:t>
-            </w:r>
-            <w:proofErr w:type="spellEnd"/>
-            <w:r>
-              <w:rPr>
-                <w:sz w:val="18"/>
-                <w:szCs w:val="18"/>
-              </w:rPr>
-              <w:t xml:space="preserve"> </w:t>
+              <w:t xml:space="preserve"> thread safe then go for StringBuffer </w:t>
             </w:r>
             <w:r>
               <w:t>)</w:t>
@@ -5305,8 +4941,6 @@
             <w:r>
               <w:t>(</w:t>
             </w:r>
-            <w:proofErr w:type="spellStart"/>
-            <w:proofErr w:type="gramStart"/>
             <w:r>
               <w:rPr>
                 <w:sz w:val="18"/>
@@ -5314,21 +4948,12 @@
               </w:rPr>
               <w:t>ie</w:t>
             </w:r>
-            <w:proofErr w:type="spellEnd"/>
             <w:r>
               <w:rPr>
                 <w:sz w:val="18"/>
                 <w:szCs w:val="18"/>
               </w:rPr>
-              <w:t>:-</w:t>
-            </w:r>
-            <w:proofErr w:type="gramEnd"/>
-            <w:r>
-              <w:rPr>
-                <w:sz w:val="18"/>
-                <w:szCs w:val="18"/>
-              </w:rPr>
-              <w:t xml:space="preserve"> if</w:t>
+              <w:t>:- if</w:t>
             </w:r>
             <w:r>
               <w:rPr>
@@ -5545,7 +5170,6 @@
         </w:rPr>
         <w:br/>
       </w:r>
-      <w:proofErr w:type="gramStart"/>
       <w:r>
         <w:rPr>
           <w:b/>
@@ -5554,7 +5178,6 @@
         </w:rPr>
         <w:t>Ans:-</w:t>
       </w:r>
-      <w:proofErr w:type="gramEnd"/>
       <w:r>
         <w:rPr>
           <w:b/>
@@ -5596,15 +5219,7 @@
         <w:t>s</w:t>
       </w:r>
       <w:r>
-        <w:t xml:space="preserve"> in java, </w:t>
-      </w:r>
-      <w:proofErr w:type="spellStart"/>
-      <w:r>
-        <w:t>Bcz</w:t>
-      </w:r>
-      <w:proofErr w:type="spellEnd"/>
-      <w:r>
-        <w:t xml:space="preserve"> static methods belong to class instance not to the Object instance, but </w:t>
+        <w:t xml:space="preserve"> in java, Bcz static methods belong to class instance not to the Object instance, but </w:t>
       </w:r>
       <w:r>
         <w:t>if</w:t>
@@ -5663,7 +5278,6 @@
       <w:r>
         <w:br/>
       </w:r>
-      <w:proofErr w:type="gramStart"/>
       <w:r>
         <w:rPr>
           <w:b/>
@@ -5672,7 +5286,6 @@
         </w:rPr>
         <w:t>Ans:-</w:t>
       </w:r>
-      <w:proofErr w:type="gramEnd"/>
       <w:r>
         <w:t xml:space="preserve"> </w:t>
       </w:r>
@@ -5698,21 +5311,12 @@
       <w:r>
         <w:t xml:space="preserve"> we use </w:t>
       </w:r>
-      <w:proofErr w:type="spellStart"/>
-      <w:r>
-        <w:rPr>
-          <w:b/>
-          <w:bCs/>
-        </w:rPr>
-        <w:t>System.exit</w:t>
-      </w:r>
-      <w:proofErr w:type="spellEnd"/>
-      <w:r>
-        <w:rPr>
-          <w:b/>
-          <w:bCs/>
-        </w:rPr>
-        <w:t>(</w:t>
+      <w:r>
+        <w:rPr>
+          <w:b/>
+          <w:bCs/>
+        </w:rPr>
+        <w:t>System.exit(</w:t>
       </w:r>
       <w:r>
         <w:rPr>
@@ -5755,7 +5359,6 @@
       <w:r>
         <w:br/>
       </w:r>
-      <w:proofErr w:type="gramStart"/>
       <w:r>
         <w:rPr>
           <w:b/>
@@ -5764,140 +5367,32 @@
         </w:rPr>
         <w:t>Ans:-</w:t>
       </w:r>
-      <w:proofErr w:type="gramEnd"/>
-      <w:r>
-        <w:t xml:space="preserve"> </w:t>
-      </w:r>
-      <w:r>
-        <w:t xml:space="preserve">In java, if any resources (like Scanner, </w:t>
-      </w:r>
-      <w:proofErr w:type="spellStart"/>
-      <w:r>
-        <w:t>FileReader</w:t>
-      </w:r>
-      <w:proofErr w:type="spellEnd"/>
-      <w:r>
-        <w:t xml:space="preserve">, </w:t>
-      </w:r>
-      <w:proofErr w:type="spellStart"/>
-      <w:r>
-        <w:t>BufferReader</w:t>
-      </w:r>
-      <w:proofErr w:type="spellEnd"/>
-      <w:r>
-        <w:t xml:space="preserve">.. </w:t>
-      </w:r>
-      <w:proofErr w:type="spellStart"/>
-      <w:r>
-        <w:t>Etc</w:t>
-      </w:r>
-      <w:proofErr w:type="spellEnd"/>
-      <w:r>
-        <w:t xml:space="preserve"> which is costly resources) are used in try block of our program then it has to be closed at the </w:t>
-      </w:r>
-      <w:proofErr w:type="spellStart"/>
-      <w:r>
-        <w:t>and</w:t>
-      </w:r>
-      <w:proofErr w:type="spellEnd"/>
-      <w:r>
-        <w:t xml:space="preserve"> of the program. Else resource will be in use even after the program is terminated.</w:t>
-      </w:r>
-      <w:r>
-        <w:br/>
-      </w:r>
-      <w:proofErr w:type="spellStart"/>
-      <w:proofErr w:type="gramStart"/>
-      <w:r>
-        <w:rPr>
-          <w:b/>
-          <w:bCs/>
-        </w:rPr>
-        <w:t>Eg</w:t>
-      </w:r>
-      <w:proofErr w:type="spellEnd"/>
-      <w:r>
-        <w:rPr>
-          <w:b/>
-          <w:bCs/>
-        </w:rPr>
-        <w:t>:-</w:t>
-      </w:r>
-      <w:proofErr w:type="gramEnd"/>
+      <w:r>
+        <w:t xml:space="preserve"> </w:t>
+      </w:r>
+      <w:r>
+        <w:t>In java, if any resources (like Scanner, FileReader, BufferReader.. Etc which is costly resources) are used in try block of our program then it has to be closed at the and of the program. Else resource will be in use even after the program is terminated.</w:t>
+      </w:r>
+      <w:r>
+        <w:br/>
+      </w:r>
+      <w:r>
+        <w:rPr>
+          <w:b/>
+          <w:bCs/>
+        </w:rPr>
+        <w:t>Eg:-</w:t>
+      </w:r>
       <w:r>
         <w:t xml:space="preserve"> try(</w:t>
       </w:r>
-      <w:proofErr w:type="spellStart"/>
       <w:r>
         <w:rPr>
           <w:rFonts w:ascii="Arial" w:hAnsi="Arial" w:cs="Arial"/>
           <w:color w:val="BDC1C6"/>
           <w:shd w:val="clear" w:color="auto" w:fill="202124"/>
         </w:rPr>
-        <w:t>FileOutputStream</w:t>
-      </w:r>
-      <w:proofErr w:type="spellEnd"/>
-      <w:r>
-        <w:rPr>
-          <w:rFonts w:ascii="Arial" w:hAnsi="Arial" w:cs="Arial"/>
-          <w:color w:val="BDC1C6"/>
-          <w:shd w:val="clear" w:color="auto" w:fill="202124"/>
-        </w:rPr>
-        <w:t xml:space="preserve"> </w:t>
-      </w:r>
-      <w:proofErr w:type="spellStart"/>
-      <w:r>
-        <w:rPr>
-          <w:rFonts w:ascii="Arial" w:hAnsi="Arial" w:cs="Arial"/>
-          <w:color w:val="BDC1C6"/>
-          <w:shd w:val="clear" w:color="auto" w:fill="202124"/>
-        </w:rPr>
-        <w:t>fileOutputStream</w:t>
-      </w:r>
-      <w:proofErr w:type="spellEnd"/>
-      <w:r>
-        <w:rPr>
-          <w:rFonts w:ascii="Arial" w:hAnsi="Arial" w:cs="Arial"/>
-          <w:color w:val="BDC1C6"/>
-          <w:shd w:val="clear" w:color="auto" w:fill="202124"/>
-        </w:rPr>
-        <w:t xml:space="preserve"> =</w:t>
-      </w:r>
-      <w:proofErr w:type="spellStart"/>
-      <w:r>
-        <w:rPr>
-          <w:rFonts w:ascii="Arial" w:hAnsi="Arial" w:cs="Arial"/>
-          <w:color w:val="BDC1C6"/>
-          <w:shd w:val="clear" w:color="auto" w:fill="202124"/>
-        </w:rPr>
-        <w:t>newFileOutputStream</w:t>
-      </w:r>
-      <w:proofErr w:type="spellEnd"/>
-      <w:r>
-        <w:rPr>
-          <w:rFonts w:ascii="Arial" w:hAnsi="Arial" w:cs="Arial"/>
-          <w:color w:val="BDC1C6"/>
-          <w:shd w:val="clear" w:color="auto" w:fill="202124"/>
-        </w:rPr>
-        <w:t>("/java7-new-features/</w:t>
-      </w:r>
-      <w:proofErr w:type="spellStart"/>
-      <w:r>
-        <w:rPr>
-          <w:rFonts w:ascii="Arial" w:hAnsi="Arial" w:cs="Arial"/>
-          <w:color w:val="BDC1C6"/>
-          <w:shd w:val="clear" w:color="auto" w:fill="202124"/>
-        </w:rPr>
-        <w:t>src</w:t>
-      </w:r>
-      <w:proofErr w:type="spellEnd"/>
-      <w:r>
-        <w:rPr>
-          <w:rFonts w:ascii="Arial" w:hAnsi="Arial" w:cs="Arial"/>
-          <w:color w:val="BDC1C6"/>
-          <w:shd w:val="clear" w:color="auto" w:fill="202124"/>
-        </w:rPr>
-        <w:t>/abc.txt")</w:t>
+        <w:t>FileOutputStream fileOutputStream =newFileOutputStream("/java7-new-features/src/abc.txt")</w:t>
       </w:r>
       <w:r>
         <w:t xml:space="preserve">){ </w:t>
@@ -5936,15 +5431,7 @@
         <w:t>intern()</w:t>
       </w:r>
       <w:r>
-        <w:t xml:space="preserve"> [</w:t>
-      </w:r>
-      <w:proofErr w:type="spellStart"/>
-      <w:r>
-        <w:t>ie</w:t>
-      </w:r>
-      <w:proofErr w:type="spellEnd"/>
-      <w:r>
-        <w:t>:- intern method]</w:t>
+        <w:t xml:space="preserve"> [ie:- intern method]</w:t>
       </w:r>
       <w:r>
         <w:t xml:space="preserve"> in String class do in Java?</w:t>
@@ -5996,15 +5483,7 @@
         <w:t>[</w:t>
       </w:r>
       <w:r>
-        <w:t>String str = new String(“</w:t>
-      </w:r>
-      <w:proofErr w:type="spellStart"/>
-      <w:r>
-        <w:t>abc</w:t>
-      </w:r>
-      <w:proofErr w:type="spellEnd"/>
-      <w:r>
-        <w:t>”)</w:t>
+        <w:t>String str = new String(“abc”)</w:t>
       </w:r>
       <w:r>
         <w:rPr>
@@ -6037,15 +5516,7 @@
         <w:t>[</w:t>
       </w:r>
       <w:r>
-        <w:t>String s = “</w:t>
-      </w:r>
-      <w:proofErr w:type="spellStart"/>
-      <w:r>
-        <w:t>abc</w:t>
-      </w:r>
-      <w:proofErr w:type="spellEnd"/>
-      <w:r>
-        <w:t>”</w:t>
+        <w:t>String s = “abc”</w:t>
       </w:r>
       <w:r>
         <w:rPr>
@@ -6065,15 +5536,7 @@
         <w:t>NOTE</w:t>
       </w:r>
       <w:r>
-        <w:t xml:space="preserve"> that before creating the object it will check </w:t>
-      </w:r>
-      <w:proofErr w:type="spellStart"/>
-      <w:r>
-        <w:t>weather</w:t>
-      </w:r>
-      <w:proofErr w:type="spellEnd"/>
-      <w:r>
-        <w:t xml:space="preserve"> the same value with already existing reference is present or not, if exist it will not create new one, if not exist it will create the new one. Ref Example below</w:t>
+        <w:t xml:space="preserve"> that before creating the object it will check weather the same value with already existing reference is present or not, if exist it will not create new one, if not exist it will create the new one. Ref Example below</w:t>
       </w:r>
       <w:r>
         <w:br/>
@@ -6468,94 +5931,14 @@
           <w:b/>
           <w:bCs/>
         </w:rPr>
-        <w:t xml:space="preserve"> </w:t>
-      </w:r>
-      <w:proofErr w:type="spellStart"/>
-      <w:r>
-        <w:rPr>
-          <w:b/>
-          <w:bCs/>
-        </w:rPr>
-        <w:t>SQLEx</w:t>
-      </w:r>
-      <w:r>
-        <w:rPr>
-          <w:b/>
-          <w:bCs/>
-        </w:rPr>
-        <w:t>ception</w:t>
-      </w:r>
-      <w:proofErr w:type="spellEnd"/>
-      <w:r>
-        <w:rPr>
-          <w:b/>
-          <w:bCs/>
-        </w:rPr>
-        <w:t xml:space="preserve">, </w:t>
-      </w:r>
-      <w:proofErr w:type="spellStart"/>
-      <w:r>
-        <w:rPr>
-          <w:b/>
-          <w:bCs/>
-        </w:rPr>
-        <w:t>IOException</w:t>
-      </w:r>
-      <w:proofErr w:type="spellEnd"/>
-      <w:r>
-        <w:rPr>
-          <w:b/>
-          <w:bCs/>
-        </w:rPr>
-        <w:t xml:space="preserve">, </w:t>
-      </w:r>
-      <w:proofErr w:type="spellStart"/>
-      <w:r>
-        <w:rPr>
-          <w:b/>
-          <w:bCs/>
-        </w:rPr>
-        <w:t>FileNotFoundException</w:t>
-      </w:r>
-      <w:proofErr w:type="spellEnd"/>
-      <w:r>
-        <w:rPr>
-          <w:b/>
-          <w:bCs/>
-        </w:rPr>
-        <w:t xml:space="preserve">, </w:t>
-      </w:r>
-      <w:proofErr w:type="spellStart"/>
-      <w:r>
-        <w:rPr>
-          <w:b/>
-          <w:bCs/>
-        </w:rPr>
-        <w:t>ClassNotFoundException</w:t>
-      </w:r>
-      <w:proofErr w:type="spellEnd"/>
-      <w:r>
-        <w:rPr>
-          <w:b/>
-          <w:bCs/>
-        </w:rPr>
-        <w:t xml:space="preserve">, </w:t>
-      </w:r>
-      <w:proofErr w:type="spellStart"/>
-      <w:r>
-        <w:rPr>
-          <w:b/>
-          <w:bCs/>
-        </w:rPr>
-        <w:t>etc</w:t>
-      </w:r>
-      <w:proofErr w:type="spellEnd"/>
-      <w:r>
-        <w:rPr>
-          <w:b/>
-          <w:bCs/>
-        </w:rPr>
-        <w:t>…</w:t>
+        <w:t xml:space="preserve"> SQLEx</w:t>
+      </w:r>
+      <w:r>
+        <w:rPr>
+          <w:b/>
+          <w:bCs/>
+        </w:rPr>
+        <w:t>ception, IOException, FileNotFoundException, ClassNotFoundException, etc…</w:t>
       </w:r>
       <w:r>
         <w:rPr>
@@ -6633,61 +6016,19 @@
       <w:r>
         <w:t xml:space="preserve"> </w:t>
       </w:r>
-      <w:proofErr w:type="spellStart"/>
-      <w:r>
-        <w:rPr>
-          <w:b/>
-          <w:bCs/>
-        </w:rPr>
-        <w:t>ArithmeticException</w:t>
-      </w:r>
-      <w:proofErr w:type="spellEnd"/>
-      <w:r>
-        <w:rPr>
-          <w:b/>
-          <w:bCs/>
-        </w:rPr>
-        <w:t xml:space="preserve">, </w:t>
-      </w:r>
-      <w:proofErr w:type="spellStart"/>
-      <w:r>
-        <w:rPr>
-          <w:b/>
-          <w:bCs/>
-        </w:rPr>
-        <w:t>NullPointerException</w:t>
-      </w:r>
-      <w:proofErr w:type="spellEnd"/>
-      <w:r>
-        <w:rPr>
-          <w:b/>
-          <w:bCs/>
-        </w:rPr>
-        <w:t xml:space="preserve">, </w:t>
-      </w:r>
-      <w:proofErr w:type="spellStart"/>
-      <w:r>
-        <w:rPr>
-          <w:b/>
-          <w:bCs/>
-        </w:rPr>
-        <w:t>NumberNotFoundException</w:t>
-      </w:r>
-      <w:proofErr w:type="spellEnd"/>
-      <w:r>
-        <w:rPr>
-          <w:b/>
-          <w:bCs/>
-        </w:rPr>
-        <w:t xml:space="preserve"> ,All custom Exception, etc..</w:t>
-      </w:r>
-      <w:r>
-        <w:t xml:space="preserve"> </w:t>
-      </w:r>
-      <w:r>
-        <w:br/>
-      </w:r>
-      <w:proofErr w:type="gramStart"/>
+      <w:r>
+        <w:rPr>
+          <w:b/>
+          <w:bCs/>
+        </w:rPr>
+        <w:t>ArithmeticException, NullPointerException, NumberNotFoundException ,All custom Exception, etc..</w:t>
+      </w:r>
+      <w:r>
+        <w:t xml:space="preserve"> </w:t>
+      </w:r>
+      <w:r>
+        <w:br/>
+      </w:r>
       <w:r>
         <w:rPr>
           <w:b/>
@@ -6696,7 +6037,6 @@
         </w:rPr>
         <w:t>NOTE:-</w:t>
       </w:r>
-      <w:proofErr w:type="gramEnd"/>
       <w:r>
         <w:rPr>
           <w:b/>
@@ -6839,15 +6179,7 @@
         <w:t xml:space="preserve"> is the memory issue, if we have same value of String</w:t>
       </w:r>
       <w:r>
-        <w:t xml:space="preserve"> (</w:t>
-      </w:r>
-      <w:proofErr w:type="spellStart"/>
-      <w:r>
-        <w:t>ie</w:t>
-      </w:r>
-      <w:proofErr w:type="spellEnd"/>
-      <w:r>
-        <w:t>:- Duplication of already existing String)</w:t>
+        <w:t xml:space="preserve"> (ie:- Duplication of already existing String)</w:t>
       </w:r>
       <w:r>
         <w:t xml:space="preserve"> and if we keep creating the Objects then </w:t>
@@ -6959,17 +6291,8 @@
           <w:b/>
           <w:bCs/>
         </w:rPr>
-        <w:t xml:space="preserve"> </w:t>
-      </w:r>
-      <w:proofErr w:type="gramStart"/>
-      <w:r>
-        <w:rPr>
-          <w:b/>
-          <w:bCs/>
-        </w:rPr>
-        <w:t>immutable:-</w:t>
-      </w:r>
-      <w:proofErr w:type="gramEnd"/>
+        <w:t xml:space="preserve"> immutable:-</w:t>
+      </w:r>
       <w:r>
         <w:t xml:space="preserve"> </w:t>
       </w:r>
@@ -7033,15 +6356,7 @@
         <w:t>Synchronized</w:t>
       </w:r>
       <w:r>
-        <w:t xml:space="preserve"> since String class Objects are Synchronized there is a thread safe which means if one thread is creating the String Object then other thread will not modify it, </w:t>
-      </w:r>
-      <w:proofErr w:type="spellStart"/>
-      <w:r>
-        <w:t>Bcz</w:t>
-      </w:r>
-      <w:proofErr w:type="spellEnd"/>
-      <w:r>
-        <w:t xml:space="preserve"> of </w:t>
+        <w:t xml:space="preserve"> since String class Objects are Synchronized there is a thread safe which means if one thread is creating the String Object then other thread will not modify it, Bcz of </w:t>
       </w:r>
       <w:r>
         <w:t>its synchronized in nature.</w:t>
@@ -7067,7 +6382,6 @@
       <w:r>
         <w:br/>
       </w:r>
-      <w:proofErr w:type="gramStart"/>
       <w:r>
         <w:rPr>
           <w:b/>
@@ -7075,25 +6389,8 @@
         </w:rPr>
         <w:t>Ans:-</w:t>
       </w:r>
-      <w:proofErr w:type="gramEnd"/>
-      <w:r>
-        <w:t xml:space="preserve"> If a </w:t>
-      </w:r>
-      <w:proofErr w:type="spellStart"/>
-      <w:r>
-        <w:t>SubClass</w:t>
-      </w:r>
-      <w:proofErr w:type="spellEnd"/>
-      <w:r>
-        <w:t xml:space="preserve"> (child class) is having a static method with a same signature, as in </w:t>
-      </w:r>
-      <w:proofErr w:type="spellStart"/>
-      <w:r>
-        <w:t>SuperClass</w:t>
-      </w:r>
-      <w:proofErr w:type="spellEnd"/>
-      <w:r>
-        <w:t xml:space="preserve"> (parent class) then the static method in sub class will conceals (hide) the parent class static method </w:t>
+      <w:r>
+        <w:t xml:space="preserve"> If a SubClass (child class) is having a static method with a same signature, as in SuperClass (parent class) then the static method in sub class will conceals (hide) the parent class static method </w:t>
       </w:r>
       <w:r>
         <w:br/>
@@ -7250,7 +6547,6 @@
       <w:r>
         <w:br/>
       </w:r>
-      <w:proofErr w:type="gramStart"/>
       <w:r>
         <w:rPr>
           <w:b/>
@@ -7258,7 +6554,6 @@
         </w:rPr>
         <w:t>Ans:-</w:t>
       </w:r>
-      <w:proofErr w:type="gramEnd"/>
       <w:r>
         <w:t xml:space="preserve"> </w:t>
       </w:r>
@@ -7291,15 +6586,7 @@
         <w:t>*</w:t>
       </w:r>
       <w:r>
-        <w:t xml:space="preserve"> This comes under Error (</w:t>
-      </w:r>
-      <w:proofErr w:type="spellStart"/>
-      <w:r>
-        <w:t>RunTimeError</w:t>
-      </w:r>
-      <w:proofErr w:type="spellEnd"/>
-      <w:r>
-        <w:t>), where it is an Unchecked Exception (Compiler cannot predict) occurs during runtime</w:t>
+        <w:t xml:space="preserve"> This comes under Error (RunTimeError), where it is an Unchecked Exception (Compiler cannot predict) occurs during runtime</w:t>
       </w:r>
       <w:r>
         <w:br/>
@@ -7412,15 +6699,7 @@
         <w:t>*</w:t>
       </w:r>
       <w:r>
-        <w:t xml:space="preserve"> This comes under Expectation (</w:t>
-      </w:r>
-      <w:proofErr w:type="spellStart"/>
-      <w:r>
-        <w:t>CheckedException</w:t>
-      </w:r>
-      <w:proofErr w:type="spellEnd"/>
-      <w:r>
-        <w:t xml:space="preserve">), where it is an Checked Exception (Compiler will predict and force the developer to handle it) </w:t>
+        <w:t xml:space="preserve"> This comes under Expectation (CheckedException), where it is an Checked Exception (Compiler will predict and force the developer to handle it) </w:t>
       </w:r>
       <w:r>
         <w:t>occurs during runtime</w:t>
@@ -7471,21 +6750,12 @@
       <w:r>
         <w:t xml:space="preserve">en and Java class is loading during runtime (loading respective .class file with its name via input arguments </w:t>
       </w:r>
-      <w:proofErr w:type="spellStart"/>
-      <w:r>
-        <w:rPr>
-          <w:b/>
-          <w:bCs/>
-        </w:rPr>
-        <w:t>ie</w:t>
-      </w:r>
-      <w:proofErr w:type="spellEnd"/>
-      <w:r>
-        <w:rPr>
-          <w:b/>
-          <w:bCs/>
-        </w:rPr>
-        <w:t xml:space="preserve">: </w:t>
+      <w:r>
+        <w:rPr>
+          <w:b/>
+          <w:bCs/>
+        </w:rPr>
+        <w:t xml:space="preserve">ie: </w:t>
       </w:r>
       <w:r>
         <w:rPr>
@@ -7494,62 +6764,27 @@
         </w:rPr>
         <w:t xml:space="preserve">Object obj = </w:t>
       </w:r>
-      <w:proofErr w:type="spellStart"/>
-      <w:r>
-        <w:rPr>
-          <w:b/>
-          <w:bCs/>
-        </w:rPr>
-        <w:t>Class.forName</w:t>
-      </w:r>
-      <w:proofErr w:type="spellEnd"/>
-      <w:r>
-        <w:rPr>
-          <w:b/>
-          <w:bCs/>
-        </w:rPr>
-        <w:t>(</w:t>
-      </w:r>
-      <w:proofErr w:type="spellStart"/>
+      <w:r>
+        <w:rPr>
+          <w:b/>
+          <w:bCs/>
+        </w:rPr>
+        <w:t>Class.forName(</w:t>
+      </w:r>
       <w:r>
         <w:rPr>
           <w:b/>
           <w:bCs/>
           <w:color w:val="FF0000"/>
         </w:rPr>
-        <w:t>args</w:t>
-      </w:r>
-      <w:proofErr w:type="spellEnd"/>
-      <w:r>
-        <w:rPr>
-          <w:b/>
-          <w:bCs/>
-          <w:color w:val="FF0000"/>
-        </w:rPr>
-        <w:t>[0]</w:t>
-      </w:r>
-      <w:r>
-        <w:rPr>
-          <w:b/>
-          <w:bCs/>
-        </w:rPr>
-        <w:t>).</w:t>
-      </w:r>
-      <w:proofErr w:type="spellStart"/>
-      <w:r>
-        <w:rPr>
-          <w:b/>
-          <w:bCs/>
-        </w:rPr>
-        <w:t>newInstance</w:t>
-      </w:r>
-      <w:proofErr w:type="spellEnd"/>
-      <w:r>
-        <w:rPr>
-          <w:b/>
-          <w:bCs/>
-        </w:rPr>
-        <w:t>()</w:t>
+        <w:t>args[0]</w:t>
+      </w:r>
+      <w:r>
+        <w:rPr>
+          <w:b/>
+          <w:bCs/>
+        </w:rPr>
+        <w:t>).newInstance()</w:t>
       </w:r>
       <w:r>
         <w:t xml:space="preserve">) and during runtime </w:t>
@@ -7605,7 +6840,6 @@
       <w:r>
         <w:br/>
       </w:r>
-      <w:proofErr w:type="gramStart"/>
       <w:r>
         <w:rPr>
           <w:b/>
@@ -7614,7 +6848,6 @@
         </w:rPr>
         <w:t>Ans:-</w:t>
       </w:r>
-      <w:proofErr w:type="gramEnd"/>
       <w:r>
         <w:t xml:space="preserve">  </w:t>
       </w:r>
@@ -9742,17 +8975,8 @@
           <w:b/>
           <w:bCs/>
         </w:rPr>
-        <w:t xml:space="preserve"> </w:t>
-      </w:r>
-      <w:proofErr w:type="spellStart"/>
-      <w:r>
-        <w:rPr>
-          <w:b/>
-          <w:bCs/>
-        </w:rPr>
-        <w:t>rcp</w:t>
-      </w:r>
-      <w:proofErr w:type="spellEnd"/>
+        <w:t xml:space="preserve"> rcp</w:t>
+      </w:r>
       <w:r>
         <w:t xml:space="preserve"> </w:t>
       </w:r>
@@ -9949,15 +9173,7 @@
         <w:t>-</w:t>
       </w:r>
       <w:r>
-        <w:t xml:space="preserve"> If any thread in waiting area has same priority then we cannot predict which thread will get chance to execute, </w:t>
-      </w:r>
-      <w:proofErr w:type="spellStart"/>
-      <w:r>
-        <w:t>its</w:t>
-      </w:r>
-      <w:proofErr w:type="spellEnd"/>
-      <w:r>
-        <w:t xml:space="preserve"> purely </w:t>
+        <w:t xml:space="preserve"> If any thread in waiting area has same priority then we cannot predict which thread will get chance to execute, its purely </w:t>
       </w:r>
       <w:r>
         <w:rPr>
@@ -10128,15 +9344,7 @@
         <w:t xml:space="preserve">e thread </w:t>
       </w:r>
       <w:r>
-        <w:t>(</w:t>
-      </w:r>
-      <w:proofErr w:type="spellStart"/>
-      <w:r>
-        <w:t>ie</w:t>
-      </w:r>
-      <w:proofErr w:type="spellEnd"/>
-      <w:r>
-        <w:t>:- Thread which needs to, go to execution which is in waiting state) completes its execution work</w:t>
+        <w:t>(ie:- Thread which needs to, go to execution which is in waiting state) completes its execution work</w:t>
       </w:r>
       <w:r>
         <w:t xml:space="preserve"> </w:t>
@@ -10160,7 +9368,6 @@
       <w:r>
         <w:t xml:space="preserve"> </w:t>
       </w:r>
-      <w:proofErr w:type="gramStart"/>
       <w:r>
         <w:rPr>
           <w:b/>
@@ -10169,7 +9376,6 @@
         </w:rPr>
         <w:t>Example:-</w:t>
       </w:r>
-      <w:proofErr w:type="gramEnd"/>
       <w:r>
         <w:rPr>
           <w:b/>
@@ -10408,7 +9614,6 @@
       <w:r>
         <w:t xml:space="preserve"> If </w:t>
       </w:r>
-      <w:proofErr w:type="spellStart"/>
       <w:r>
         <w:rPr>
           <w:b/>
@@ -10416,7 +9621,6 @@
         </w:rPr>
         <w:t>MainThread</w:t>
       </w:r>
-      <w:proofErr w:type="spellEnd"/>
       <w:r>
         <w:t xml:space="preserve"> is </w:t>
       </w:r>
@@ -10442,17 +9646,8 @@
           <w:b/>
           <w:bCs/>
         </w:rPr>
-        <w:t xml:space="preserve">child thread is calling join() on </w:t>
-      </w:r>
-      <w:proofErr w:type="spellStart"/>
-      <w:r>
-        <w:rPr>
-          <w:b/>
-          <w:bCs/>
-        </w:rPr>
-        <w:t>MainThread</w:t>
-      </w:r>
-      <w:proofErr w:type="spellEnd"/>
+        <w:t>child thread is calling join() on MainThread</w:t>
+      </w:r>
       <w:r>
         <w:t xml:space="preserve"> then this situation will lead to </w:t>
       </w:r>
@@ -10862,29 +10057,8 @@
         <w:t xml:space="preserve">-- </w:t>
       </w:r>
       <w:r>
-        <w:t xml:space="preserve">public static void sleep(long </w:t>
-      </w:r>
-      <w:proofErr w:type="spellStart"/>
-      <w:r>
-        <w:t>milliSeconds</w:t>
-      </w:r>
-      <w:proofErr w:type="spellEnd"/>
-      <w:r>
-        <w:t xml:space="preserve">, int </w:t>
-      </w:r>
-      <w:proofErr w:type="spellStart"/>
-      <w:r>
-        <w:t>nanoSeconds</w:t>
-      </w:r>
-      <w:proofErr w:type="spellEnd"/>
-      <w:r>
-        <w:t xml:space="preserve">) throws </w:t>
-      </w:r>
-      <w:proofErr w:type="spellStart"/>
-      <w:r>
-        <w:t>InterruptedException</w:t>
-      </w:r>
-      <w:proofErr w:type="spellEnd"/>
+        <w:t>public static void sleep(long milliSeconds, int nanoSeconds) throws InterruptedException</w:t>
+      </w:r>
     </w:p>
     <w:p>
       <w:pPr>
@@ -10903,7 +10077,6 @@
       <w:r>
         <w:br/>
       </w:r>
-      <w:proofErr w:type="gramStart"/>
       <w:r>
         <w:rPr>
           <w:b/>
@@ -10911,7 +10084,6 @@
         </w:rPr>
         <w:t>Ans:-</w:t>
       </w:r>
-      <w:proofErr w:type="gramEnd"/>
       <w:r>
         <w:t xml:space="preserve"> </w:t>
       </w:r>
@@ -10971,21 +10143,12 @@
       <w:r>
         <w:t xml:space="preserve"> </w:t>
       </w:r>
-      <w:proofErr w:type="spellStart"/>
-      <w:r>
-        <w:rPr>
-          <w:b/>
-          <w:bCs/>
-        </w:rPr>
-        <w:t>notifyAll</w:t>
-      </w:r>
-      <w:proofErr w:type="spellEnd"/>
-      <w:r>
-        <w:rPr>
-          <w:b/>
-          <w:bCs/>
-        </w:rPr>
-        <w:t>()</w:t>
+      <w:r>
+        <w:rPr>
+          <w:b/>
+          <w:bCs/>
+        </w:rPr>
+        <w:t>notifyAll()</w:t>
       </w:r>
     </w:p>
     <w:p>
@@ -11025,7 +10188,6 @@
       <w:r>
         <w:br/>
       </w:r>
-      <w:proofErr w:type="gramStart"/>
       <w:r>
         <w:rPr>
           <w:b/>
@@ -11034,7 +10196,6 @@
         </w:rPr>
         <w:t>Ans:-</w:t>
       </w:r>
-      <w:proofErr w:type="gramEnd"/>
       <w:r>
         <w:t xml:space="preserve"> </w:t>
       </w:r>
@@ -11092,21 +10253,12 @@
       <w:r>
         <w:t xml:space="preserve">What is mean by </w:t>
       </w:r>
-      <w:proofErr w:type="gramStart"/>
-      <w:r>
-        <w:rPr>
-          <w:b/>
-          <w:bCs/>
-        </w:rPr>
-        <w:t>interrupt(</w:t>
-      </w:r>
-      <w:proofErr w:type="gramEnd"/>
-      <w:r>
-        <w:rPr>
-          <w:b/>
-          <w:bCs/>
-        </w:rPr>
-        <w:t xml:space="preserve">) </w:t>
+      <w:r>
+        <w:rPr>
+          <w:b/>
+          <w:bCs/>
+        </w:rPr>
+        <w:t xml:space="preserve">interrupt() </w:t>
       </w:r>
       <w:r>
         <w:t>in</w:t>
@@ -11137,15 +10289,8 @@
       <w:r>
         <w:t>This method is used to interrupt the thread from one state to another state, But this interruption happens only at WAITING AREA only. (</w:t>
       </w:r>
-      <w:proofErr w:type="spellStart"/>
-      <w:proofErr w:type="gramStart"/>
-      <w:r>
-        <w:t>ie</w:t>
-      </w:r>
-      <w:proofErr w:type="spellEnd"/>
-      <w:proofErr w:type="gramEnd"/>
-      <w:r>
-        <w:t>: -</w:t>
+      <w:r>
+        <w:t>ie: -</w:t>
       </w:r>
       <w:r>
         <w:t xml:space="preserve"> if thread enters to waiting area then interruption happens, or else if already thread is in waiting area then also interruption takes place.) </w:t>
@@ -11153,7 +10298,6 @@
       <w:r>
         <w:br/>
       </w:r>
-      <w:proofErr w:type="gramStart"/>
       <w:r>
         <w:rPr>
           <w:b/>
@@ -11162,7 +10306,6 @@
         </w:rPr>
         <w:t>NOTE:-</w:t>
       </w:r>
-      <w:proofErr w:type="gramEnd"/>
       <w:r>
         <w:t xml:space="preserve"> </w:t>
       </w:r>
@@ -11269,15 +10412,7 @@
         <w:t xml:space="preserve">able to </w:t>
       </w:r>
       <w:r>
-        <w:t xml:space="preserve">changing the return type in its method signature by its sub-class or any of </w:t>
-      </w:r>
-      <w:proofErr w:type="spellStart"/>
-      <w:r>
-        <w:t>it’s</w:t>
-      </w:r>
-      <w:proofErr w:type="spellEnd"/>
-      <w:r>
-        <w:t xml:space="preserve"> same type (Where it can be its sub-class as well)</w:t>
+        <w:t>changing the return type in its method signature by its sub-class or any of it’s same type (Where it can be its sub-class as well)</w:t>
       </w:r>
       <w:r>
         <w:t xml:space="preserve"> without any casting (Up casting or Down Casting)</w:t>
@@ -11751,30 +10886,20 @@
       <w:r>
         <w:br/>
       </w:r>
-      <w:proofErr w:type="gramStart"/>
       <w:r>
         <w:rPr>
           <w:b/>
           <w:bCs/>
           <w:u w:val="single"/>
         </w:rPr>
-        <w:t>print(</w:t>
-      </w:r>
-      <w:proofErr w:type="gramEnd"/>
+        <w:t>print() :-</w:t>
+      </w:r>
       <w:r>
         <w:rPr>
           <w:b/>
           <w:bCs/>
           <w:u w:val="single"/>
         </w:rPr>
-        <w:t>) :-</w:t>
-      </w:r>
-      <w:r>
-        <w:rPr>
-          <w:b/>
-          <w:bCs/>
-          <w:u w:val="single"/>
-        </w:rPr>
         <w:br/>
       </w:r>
       <w:r>
@@ -11792,23 +10917,7 @@
           <w:b/>
           <w:bCs/>
         </w:rPr>
-        <w:t xml:space="preserve">function in </w:t>
-      </w:r>
-      <w:proofErr w:type="spellStart"/>
-      <w:r>
-        <w:rPr>
-          <w:b/>
-          <w:bCs/>
-        </w:rPr>
-        <w:t>PrintStream</w:t>
-      </w:r>
-      <w:proofErr w:type="spellEnd"/>
-      <w:r>
-        <w:rPr>
-          <w:b/>
-          <w:bCs/>
-        </w:rPr>
-        <w:t xml:space="preserve"> class</w:t>
+        <w:t>function in PrintStream class</w:t>
       </w:r>
       <w:r>
         <w:t xml:space="preserve"> in</w:t>
@@ -11851,21 +10960,12 @@
       <w:r>
         <w:t xml:space="preserve">” or by using </w:t>
       </w:r>
-      <w:proofErr w:type="spellStart"/>
-      <w:r>
-        <w:rPr>
-          <w:b/>
-          <w:bCs/>
-        </w:rPr>
-        <w:t>concate</w:t>
-      </w:r>
-      <w:proofErr w:type="spellEnd"/>
-      <w:r>
-        <w:rPr>
-          <w:b/>
-          <w:bCs/>
-        </w:rPr>
-        <w:t>()</w:t>
+      <w:r>
+        <w:rPr>
+          <w:b/>
+          <w:bCs/>
+        </w:rPr>
+        <w:t>concate()</w:t>
       </w:r>
       <w:r>
         <w:rPr>
@@ -11987,7 +11087,6 @@
       <w:r>
         <w:br/>
       </w:r>
-      <w:proofErr w:type="spellStart"/>
       <w:r>
         <w:rPr>
           <w:b/>
@@ -11996,7 +11095,6 @@
         </w:rPr>
         <w:t>OutPut</w:t>
       </w:r>
-      <w:proofErr w:type="spellEnd"/>
       <w:r>
         <w:rPr>
           <w:b/>
@@ -12109,7 +11207,6 @@
       <w:r>
         <w:br/>
       </w:r>
-      <w:proofErr w:type="gramStart"/>
       <w:r>
         <w:rPr>
           <w:b/>
@@ -12118,7 +11215,6 @@
         </w:rPr>
         <w:t>Ans:-</w:t>
       </w:r>
-      <w:proofErr w:type="gramEnd"/>
       <w:r>
         <w:t xml:space="preserve">  In java we use &amp; symbol as two types:- </w:t>
       </w:r>
@@ -12616,20 +11712,7 @@
         <w:t>the passed int value is converted to a Binary digit</w:t>
       </w:r>
       <w:r>
-        <w:t xml:space="preserve"> (</w:t>
-      </w:r>
-      <w:proofErr w:type="spellStart"/>
-      <w:proofErr w:type="gramStart"/>
-      <w:r>
-        <w:t>ie</w:t>
-      </w:r>
-      <w:proofErr w:type="spellEnd"/>
-      <w:r>
-        <w:t>:-</w:t>
-      </w:r>
-      <w:proofErr w:type="gramEnd"/>
-      <w:r>
-        <w:t xml:space="preserve"> 0’s and 1’s) and then the </w:t>
+        <w:t xml:space="preserve"> (ie:- 0’s and 1’s) and then the </w:t>
       </w:r>
       <w:r>
         <w:rPr>
@@ -12745,21 +11828,12 @@
       <w:r>
         <w:t xml:space="preserve"> </w:t>
       </w:r>
-      <w:proofErr w:type="gramStart"/>
-      <w:r>
-        <w:rPr>
-          <w:b/>
-          <w:bCs/>
-        </w:rPr>
-        <w:t>“.equals</w:t>
-      </w:r>
-      <w:proofErr w:type="gramEnd"/>
-      <w:r>
-        <w:rPr>
-          <w:b/>
-          <w:bCs/>
-        </w:rPr>
-        <w:t>()”</w:t>
+      <w:r>
+        <w:rPr>
+          <w:b/>
+          <w:bCs/>
+        </w:rPr>
+        <w:t>“.equals()”</w:t>
       </w:r>
       <w:r>
         <w:t xml:space="preserve"> in Java</w:t>
@@ -12797,23 +11871,7 @@
         <w:t>“==”</w:t>
       </w:r>
       <w:r>
-        <w:t xml:space="preserve"> Will refer to the memory location (</w:t>
-      </w:r>
-      <w:proofErr w:type="spellStart"/>
-      <w:r>
-        <w:t>HashCode</w:t>
-      </w:r>
-      <w:proofErr w:type="spellEnd"/>
-      <w:r>
-        <w:t xml:space="preserve">) of an Object/Variable and if both the </w:t>
-      </w:r>
-      <w:proofErr w:type="spellStart"/>
-      <w:r>
-        <w:t>Hashcode</w:t>
-      </w:r>
-      <w:proofErr w:type="spellEnd"/>
-      <w:r>
-        <w:t xml:space="preserve"> is same then it will Return </w:t>
+        <w:t xml:space="preserve"> Will refer to the memory location (HashCode) of an Object/Variable and if both the Hashcode is same then it will Return </w:t>
       </w:r>
       <w:r>
         <w:rPr>
@@ -12933,21 +11991,12 @@
       <w:r>
         <w:t xml:space="preserve"> </w:t>
       </w:r>
-      <w:proofErr w:type="gramStart"/>
-      <w:r>
-        <w:rPr>
-          <w:b/>
-          <w:bCs/>
-        </w:rPr>
-        <w:t>“.equals</w:t>
-      </w:r>
-      <w:proofErr w:type="gramEnd"/>
-      <w:r>
-        <w:rPr>
-          <w:b/>
-          <w:bCs/>
-        </w:rPr>
-        <w:t>()”</w:t>
+      <w:r>
+        <w:rPr>
+          <w:b/>
+          <w:bCs/>
+        </w:rPr>
+        <w:t>“.equals()”</w:t>
       </w:r>
       <w:r>
         <w:t xml:space="preserve"> is used to compare the Content of two Object References and if both the content is same then it will Return </w:t>
@@ -13013,7 +12062,6 @@
       <w:r>
         <w:br/>
       </w:r>
-      <w:proofErr w:type="gramStart"/>
       <w:r>
         <w:rPr>
           <w:b/>
@@ -13022,7 +12070,6 @@
         </w:rPr>
         <w:t>Ans:-</w:t>
       </w:r>
-      <w:proofErr w:type="gramEnd"/>
       <w:r>
         <w:br/>
       </w:r>
@@ -13073,13 +12120,8 @@
         </w:rPr>
         <w:t xml:space="preserve">* </w:t>
       </w:r>
-      <w:proofErr w:type="spellStart"/>
-      <w:r>
-        <w:t>Bcz</w:t>
-      </w:r>
-      <w:proofErr w:type="spellEnd"/>
-      <w:r>
-        <w:t xml:space="preserve"> Abstract class can have</w:t>
+      <w:r>
+        <w:t>Bcz Abstract class can have</w:t>
       </w:r>
       <w:r>
         <w:t xml:space="preserve"> both</w:t>
@@ -13222,15 +12264,7 @@
         <w:t xml:space="preserve"> </w:t>
       </w:r>
       <w:r>
-        <w:t xml:space="preserve">Abstract Method cannot be a STATIC and FINAL, </w:t>
-      </w:r>
-      <w:proofErr w:type="spellStart"/>
-      <w:r>
-        <w:t>bcz</w:t>
-      </w:r>
-      <w:proofErr w:type="spellEnd"/>
-      <w:r>
-        <w:t xml:space="preserve"> Static and Final methods cannot be overridden.</w:t>
+        <w:t>Abstract Method cannot be a STATIC and FINAL, bcz Static and Final methods cannot be overridden.</w:t>
       </w:r>
       <w:r>
         <w:rPr>
@@ -13284,38 +12318,14 @@
         <w:t xml:space="preserve"> </w:t>
       </w:r>
       <w:r>
-        <w:t xml:space="preserve">we cannot create an Object of Abstract class Directly but we can assign the </w:t>
-      </w:r>
-      <w:proofErr w:type="spellStart"/>
-      <w:r>
-        <w:t>SubClass</w:t>
-      </w:r>
-      <w:proofErr w:type="spellEnd"/>
-      <w:r>
-        <w:t xml:space="preserve"> Object to the Abstract class</w:t>
+        <w:t>we cannot create an Object of Abstract class Directly but we can assign the SubClass Object to the Abstract class</w:t>
       </w:r>
       <w:r>
         <w:t>.</w:t>
       </w:r>
       <w:r>
         <w:br/>
-        <w:t xml:space="preserve">Abstract class </w:t>
-      </w:r>
-      <w:proofErr w:type="spellStart"/>
-      <w:r>
-        <w:t>refVariable</w:t>
-      </w:r>
-      <w:proofErr w:type="spellEnd"/>
-      <w:r>
-        <w:t xml:space="preserve"> = new </w:t>
-      </w:r>
-      <w:proofErr w:type="spellStart"/>
-      <w:r>
-        <w:t>SubClassImpliAbstractClass</w:t>
-      </w:r>
-      <w:proofErr w:type="spellEnd"/>
-      <w:r>
-        <w:t>();</w:t>
+        <w:t>Abstract class refVariable = new SubClassImpliAbstractClass();</w:t>
       </w:r>
       <w:r>
         <w:br/>
@@ -13472,20 +12482,11 @@
         </w:tabs>
       </w:pPr>
       <w:r>
-        <w:t xml:space="preserve">Utility package, Arrays class methods to operate on Array such as sorting, searching, compare, check equals, </w:t>
-      </w:r>
-      <w:proofErr w:type="spellStart"/>
-      <w:r>
-        <w:t>etc</w:t>
-      </w:r>
-      <w:proofErr w:type="spellEnd"/>
-      <w:r>
-        <w:t>?</w:t>
-      </w:r>
-      <w:r>
-        <w:br/>
-      </w:r>
-      <w:proofErr w:type="gramStart"/>
+        <w:t>Utility package, Arrays class methods to operate on Array such as sorting, searching, compare, check equals, etc?</w:t>
+      </w:r>
+      <w:r>
+        <w:br/>
+      </w:r>
       <w:r>
         <w:rPr>
           <w:b/>
@@ -13494,7 +12495,6 @@
         </w:rPr>
         <w:t>Ans:-</w:t>
       </w:r>
-      <w:proofErr w:type="gramEnd"/>
       <w:r>
         <w:rPr>
           <w:b/>
@@ -13528,6 +12528,10 @@
       </w:r>
       <w:r>
         <w:t>S:\MOHAN_JAVA_PRACTICE\DemoPractice\src\UtilisPkgArraysClass\TestArraysSortMethod.java</w:t>
+      </w:r>
+      <w:r>
+        <w:br/>
+        <w:t xml:space="preserve">  </w:t>
       </w:r>
     </w:p>
     <w:p>
@@ -13542,8 +12546,105 @@
         </w:tabs>
       </w:pPr>
       <w:r>
-        <w:br/>
-        <w:t xml:space="preserve">  </w:t>
+        <w:t xml:space="preserve">What is the diff </w:t>
+      </w:r>
+      <w:r>
+        <w:t>B</w:t>
+      </w:r>
+      <w:r>
+        <w:t>e</w:t>
+      </w:r>
+      <w:r>
+        <w:t>tw</w:t>
+      </w:r>
+      <w:r>
+        <w:t>ee</w:t>
+      </w:r>
+      <w:r>
+        <w:t xml:space="preserve">n </w:t>
+      </w:r>
+      <w:r>
+        <w:rPr>
+          <w:b/>
+          <w:bCs/>
+        </w:rPr>
+        <w:t xml:space="preserve">STRING CONSTANT POOL </w:t>
+      </w:r>
+      <w:r>
+        <w:t>and</w:t>
+      </w:r>
+      <w:r>
+        <w:rPr>
+          <w:b/>
+          <w:bCs/>
+        </w:rPr>
+        <w:t xml:space="preserve"> Heap Memory</w:t>
+      </w:r>
+      <w:r>
+        <w:t>?</w:t>
+      </w:r>
+      <w:r>
+        <w:br/>
+        <w:t xml:space="preserve">Ans:- </w:t>
+      </w:r>
+      <w:r>
+        <w:br/>
+      </w:r>
+      <w:r>
+        <w:rPr>
+          <w:b/>
+          <w:bCs/>
+          <w:u w:val="single"/>
+        </w:rPr>
+        <w:t>Heap Memory:-</w:t>
+      </w:r>
+      <w:r>
+        <w:t xml:space="preserve"> </w:t>
+      </w:r>
+      <w:r>
+        <w:br/>
+        <w:t>* It is a memory place, where the Java Object created are stored and those Objects has unique Object reference holding by the Object variable of its type.</w:t>
+      </w:r>
+      <w:r>
+        <w:br/>
+      </w:r>
+      <w:r>
+        <w:br/>
+      </w:r>
+      <w:r>
+        <w:rPr>
+          <w:b/>
+          <w:bCs/>
+          <w:u w:val="single"/>
+        </w:rPr>
+        <w:t>String Constant Pool :-</w:t>
+      </w:r>
+      <w:r>
+        <w:rPr>
+          <w:b/>
+          <w:bCs/>
+          <w:u w:val="single"/>
+        </w:rPr>
+        <w:br/>
+      </w:r>
+      <w:r>
+        <w:t xml:space="preserve">* </w:t>
+      </w:r>
+      <w:r>
+        <w:t>Java has a special arrangement to store the String Objects in heap memory, string constant pool is one such arrangement, where String constant pool is a memory space in Heap memory, where it is specially allocated for String Objects created using Literals, in String constant pool there will be no two objects with same content.</w:t>
+      </w:r>
+      <w:r>
+        <w:br/>
+        <w:t xml:space="preserve">* if any one is trying to create, </w:t>
+      </w:r>
+      <w:r>
+        <w:t>String in the form of Literal, initially JVM will check in the String constant pool for the Object that has same content, if same content Object is available it will not create again, just point the variable to that existing object, else if not Object found with the given content then only it will create an String Object for it.</w:t>
+      </w:r>
+      <w:r>
+        <w:t xml:space="preserve"> </w:t>
+      </w:r>
+      <w:r>
+        <w:br/>
       </w:r>
     </w:p>
     <w:p>
@@ -13558,41 +12659,190 @@
         </w:tabs>
       </w:pPr>
       <w:r>
-        <w:t xml:space="preserve">What is the diff </w:t>
-      </w:r>
-      <w:proofErr w:type="spellStart"/>
-      <w:r>
-        <w:t>B</w:t>
-      </w:r>
-      <w:r>
-        <w:t>twn</w:t>
-      </w:r>
-      <w:proofErr w:type="spellEnd"/>
-      <w:r>
-        <w:t xml:space="preserve"> </w:t>
-      </w:r>
-      <w:r>
-        <w:rPr>
-          <w:b/>
-          <w:bCs/>
-        </w:rPr>
-        <w:t xml:space="preserve">STRING CONSTANT POOL </w:t>
-      </w:r>
-      <w:r>
-        <w:t>and</w:t>
-      </w:r>
-      <w:r>
-        <w:rPr>
-          <w:b/>
-          <w:bCs/>
-        </w:rPr>
-        <w:t xml:space="preserve"> Heap Memory</w:t>
-      </w:r>
-      <w:r>
+        <w:t xml:space="preserve">What is </w:t>
+      </w:r>
+      <w:r>
+        <w:rPr>
+          <w:b/>
+          <w:bCs/>
+        </w:rPr>
+        <w:t>HEAP MEMORY</w:t>
+      </w:r>
+      <w:r>
+        <w:t xml:space="preserve"> and what are the </w:t>
+      </w:r>
+      <w:r>
+        <w:rPr>
+          <w:b/>
+          <w:bCs/>
+        </w:rPr>
+        <w:t>MEMORY STORAGE LOCATION WE HAVE IN JAVA</w:t>
+      </w:r>
+      <w:r>
+        <w:rPr>
+          <w:b/>
+          <w:bCs/>
+        </w:rPr>
         <w:t>?</w:t>
       </w:r>
       <w:r>
-        <w:br/>
+        <w:rPr>
+          <w:b/>
+          <w:bCs/>
+        </w:rPr>
+        <w:br/>
+        <w:t>Ans:-</w:t>
+      </w:r>
+      <w:r>
+        <w:rPr>
+          <w:b/>
+          <w:bCs/>
+        </w:rPr>
+        <w:br/>
+      </w:r>
+      <w:r>
+        <w:t xml:space="preserve">Java has </w:t>
+      </w:r>
+      <w:r>
+        <w:rPr>
+          <w:b/>
+          <w:bCs/>
+        </w:rPr>
+        <w:t xml:space="preserve">2 main </w:t>
+      </w:r>
+      <w:r>
+        <w:rPr>
+          <w:b/>
+          <w:bCs/>
+        </w:rPr>
+        <w:t>type</w:t>
+      </w:r>
+      <w:r>
+        <w:rPr>
+          <w:b/>
+          <w:bCs/>
+        </w:rPr>
+        <w:t>s Memory allocations</w:t>
+      </w:r>
+      <w:r>
+        <w:t xml:space="preserve"> they are:-</w:t>
+      </w:r>
+      <w:r>
+        <w:br/>
+        <w:t xml:space="preserve">1. </w:t>
+      </w:r>
+      <w:r>
+        <w:rPr>
+          <w:b/>
+          <w:bCs/>
+        </w:rPr>
+        <w:t>Stack Area</w:t>
+      </w:r>
+      <w:r>
+        <w:rPr>
+          <w:b/>
+          <w:bCs/>
+        </w:rPr>
+        <w:br/>
+      </w:r>
+      <w:r>
+        <w:t xml:space="preserve">         - </w:t>
+      </w:r>
+      <w:r>
+        <w:t>Static memory that stores local variables and thread-specific partial results. </w:t>
+      </w:r>
+      <w:r>
+        <w:br/>
+        <w:t xml:space="preserve">         - </w:t>
+      </w:r>
+      <w:r>
+        <w:t>Stack memory is created before running a thread and uses a Last-in Last-out (LIFO) style for method invocations. </w:t>
+      </w:r>
+      <w:r>
+        <w:br/>
+        <w:t xml:space="preserve">         - </w:t>
+      </w:r>
+      <w:r>
+        <w:t>When a method finishes, its variables and the method are removed from the stack.</w:t>
+      </w:r>
+      <w:r>
+        <w:br/>
+        <w:t xml:space="preserve">2. </w:t>
+      </w:r>
+      <w:r>
+        <w:rPr>
+          <w:b/>
+          <w:bCs/>
+        </w:rPr>
+        <w:t>Heap Area</w:t>
+      </w:r>
+      <w:r>
+        <w:rPr>
+          <w:b/>
+          <w:bCs/>
+        </w:rPr>
+        <w:br/>
+      </w:r>
+      <w:r>
+        <w:t xml:space="preserve">         -</w:t>
+      </w:r>
+      <w:r>
+        <w:t xml:space="preserve"> </w:t>
+      </w:r>
+      <w:r>
+        <w:t>Runtime data area that stores objects and instances, including arrays. </w:t>
+      </w:r>
+      <w:r>
+        <w:br/>
+      </w:r>
+      <w:r>
+        <w:t xml:space="preserve">         - Objects created in the heap have global access and can be accessed from anywhere in the application.</w:t>
+      </w:r>
+      <w:r>
+        <w:br/>
+      </w:r>
+      <w:r>
+        <w:br/>
+      </w:r>
+      <w:r>
+        <w:lastRenderedPageBreak/>
+        <w:t xml:space="preserve">3. </w:t>
+      </w:r>
+      <w:r>
+        <w:rPr>
+          <w:b/>
+          <w:bCs/>
+        </w:rPr>
+        <w:t>Method Area (non-heap area)</w:t>
+      </w:r>
+      <w:r>
+        <w:rPr>
+          <w:b/>
+          <w:bCs/>
+        </w:rPr>
+        <w:br/>
+      </w:r>
+      <w:r>
+        <w:t xml:space="preserve">         -</w:t>
+      </w:r>
+      <w:r>
+        <w:t xml:space="preserve"> </w:t>
+      </w:r>
+      <w:r>
+        <w:t>Created at JVM startup, this area stores per-class structures like field and method data</w:t>
+      </w:r>
+      <w:r>
+        <w:br/>
+        <w:t xml:space="preserve">         -</w:t>
+      </w:r>
+      <w:r>
+        <w:t xml:space="preserve"> </w:t>
+      </w:r>
+      <w:r>
+        <w:t>T</w:t>
+      </w:r>
+      <w:r>
+        <w:t>he code for constructors and methods, and interned strings.</w:t>
       </w:r>
     </w:p>
     <w:p>
@@ -13606,33 +12856,6 @@
           <w:tab w:val="left" w:pos="1680"/>
         </w:tabs>
       </w:pPr>
-      <w:r>
-        <w:t xml:space="preserve">What is </w:t>
-      </w:r>
-      <w:r>
-        <w:rPr>
-          <w:b/>
-          <w:bCs/>
-        </w:rPr>
-        <w:t>HEAP MEMORY</w:t>
-      </w:r>
-      <w:r>
-        <w:t xml:space="preserve"> and what are the </w:t>
-      </w:r>
-      <w:r>
-        <w:rPr>
-          <w:b/>
-          <w:bCs/>
-        </w:rPr>
-        <w:t>MEMORY STORAGE LOCATION WE HAVE IN JAVA</w:t>
-      </w:r>
-      <w:r>
-        <w:rPr>
-          <w:b/>
-          <w:bCs/>
-        </w:rPr>
-        <w:t>?</w:t>
-      </w:r>
       <w:r>
         <w:br/>
       </w:r>
@@ -14379,7 +13602,6 @@
   <w:style w:type="character" w:default="1" w:styleId="DefaultParagraphFont">
     <w:name w:val="Default Paragraph Font"/>
     <w:uiPriority w:val="1"/>
-    <w:semiHidden/>
     <w:unhideWhenUsed/>
   </w:style>
   <w:style w:type="table" w:default="1" w:styleId="TableNormal">
